--- a/docs/wizards/Sage300SDK_CustomizationWizards.docx
+++ b/docs/wizards/Sage300SDK_CustomizationWizards.docx
@@ -1,6 +1,6 @@
 
 <file path=word/document.xml><?xml version="1.0" encoding="utf-8"?>
-<w:document xmlns:wpc="http://schemas.microsoft.com/office/word/2010/wordprocessingCanvas" xmlns:cx="http://schemas.microsoft.com/office/drawing/2014/chartex" xmlns:cx1="http://schemas.microsoft.com/office/drawing/2015/9/8/chartex" xmlns:cx2="http://schemas.microsoft.com/office/drawing/2015/10/21/chartex" xmlns:cx3="http://schemas.microsoft.com/office/drawing/2016/5/9/chartex" xmlns:cx4="http://schemas.microsoft.com/office/drawing/2016/5/10/chartex" xmlns:cx5="http://schemas.microsoft.com/office/drawing/2016/5/11/chartex" xmlns:cx6="http://schemas.microsoft.com/office/drawing/2016/5/12/chartex" xmlns:cx7="http://schemas.microsoft.com/office/drawing/2016/5/13/chartex" xmlns:cx8="http://schemas.microsoft.com/office/drawing/2016/5/14/chartex" xmlns:mc="http://schemas.openxmlformats.org/markup-compatibility/2006" xmlns:aink="http://schemas.microsoft.com/office/drawing/2016/ink" xmlns:am3d="http://schemas.microsoft.com/office/drawing/2017/model3d" xmlns:o="urn:schemas-microsoft-com:office:office" xmlns:oel="http://schemas.microsoft.com/office/2019/extlst" xmlns:r="http://schemas.openxmlformats.org/officeDocument/2006/relationships" xmlns:m="http://schemas.openxmlformats.org/officeDocument/2006/math" xmlns:v="urn:schemas-microsoft-com:vml" xmlns:wp14="http://schemas.microsoft.com/office/word/2010/wordprocessingDrawing" xmlns:wp="http://schemas.openxmlformats.org/drawingml/2006/wordprocessingDrawing" xmlns:w10="urn:schemas-microsoft-com:office:word" xmlns:w="http://schemas.openxmlformats.org/wordprocessingml/2006/main" xmlns:w14="http://schemas.microsoft.com/office/word/2010/wordml" xmlns:w15="http://schemas.microsoft.com/office/word/2012/wordml" xmlns:w16cex="http://schemas.microsoft.com/office/word/2018/wordml/cex" xmlns:w16cid="http://schemas.microsoft.com/office/word/2016/wordml/cid" xmlns:w16="http://schemas.microsoft.com/office/word/2018/wordml" xmlns:w16sdtdh="http://schemas.microsoft.com/office/word/2020/wordml/sdtdatahash" xmlns:w16se="http://schemas.microsoft.com/office/word/2015/wordml/symex" xmlns:wpg="http://schemas.microsoft.com/office/word/2010/wordprocessingGroup" xmlns:wpi="http://schemas.microsoft.com/office/word/2010/wordprocessingInk" xmlns:wne="http://schemas.microsoft.com/office/word/2006/wordml" xmlns:wps="http://schemas.microsoft.com/office/word/2010/wordprocessingShape" mc:Ignorable="w14 w15 w16se w16cid w16 w16cex w16sdtdh wp14">
+<w:document xmlns:wpc="http://schemas.microsoft.com/office/word/2010/wordprocessingCanvas" xmlns:cx="http://schemas.microsoft.com/office/drawing/2014/chartex" xmlns:cx1="http://schemas.microsoft.com/office/drawing/2015/9/8/chartex" xmlns:cx2="http://schemas.microsoft.com/office/drawing/2015/10/21/chartex" xmlns:cx3="http://schemas.microsoft.com/office/drawing/2016/5/9/chartex" xmlns:cx4="http://schemas.microsoft.com/office/drawing/2016/5/10/chartex" xmlns:cx5="http://schemas.microsoft.com/office/drawing/2016/5/11/chartex" xmlns:cx6="http://schemas.microsoft.com/office/drawing/2016/5/12/chartex" xmlns:cx7="http://schemas.microsoft.com/office/drawing/2016/5/13/chartex" xmlns:cx8="http://schemas.microsoft.com/office/drawing/2016/5/14/chartex" xmlns:mc="http://schemas.openxmlformats.org/markup-compatibility/2006" xmlns:aink="http://schemas.microsoft.com/office/drawing/2016/ink" xmlns:am3d="http://schemas.microsoft.com/office/drawing/2017/model3d" xmlns:o="urn:schemas-microsoft-com:office:office" xmlns:oel="http://schemas.microsoft.com/office/2019/extlst" xmlns:r="http://schemas.openxmlformats.org/officeDocument/2006/relationships" xmlns:m="http://schemas.openxmlformats.org/officeDocument/2006/math" xmlns:v="urn:schemas-microsoft-com:vml" xmlns:wp14="http://schemas.microsoft.com/office/word/2010/wordprocessingDrawing" xmlns:wp="http://schemas.openxmlformats.org/drawingml/2006/wordprocessingDrawing" xmlns:w10="urn:schemas-microsoft-com:office:word" xmlns:w="http://schemas.openxmlformats.org/wordprocessingml/2006/main" xmlns:w14="http://schemas.microsoft.com/office/word/2010/wordml" xmlns:w15="http://schemas.microsoft.com/office/word/2012/wordml" xmlns:w16cex="http://schemas.microsoft.com/office/word/2018/wordml/cex" xmlns:w16cid="http://schemas.microsoft.com/office/word/2016/wordml/cid" xmlns:w16="http://schemas.microsoft.com/office/word/2018/wordml" xmlns:w16du="http://schemas.microsoft.com/office/word/2023/wordml/word16du" xmlns:w16sdtdh="http://schemas.microsoft.com/office/word/2020/wordml/sdtdatahash" xmlns:w16sdtfl="http://schemas.microsoft.com/office/word/2024/wordml/sdtformatlock" xmlns:w16se="http://schemas.microsoft.com/office/word/2015/wordml/symex" xmlns:wpg="http://schemas.microsoft.com/office/word/2010/wordprocessingGroup" xmlns:wpi="http://schemas.microsoft.com/office/word/2010/wordprocessingInk" xmlns:wne="http://schemas.microsoft.com/office/word/2006/wordml" xmlns:wps="http://schemas.microsoft.com/office/word/2010/wordprocessingShape" mc:Ignorable="w14 w15 w16se w16cid w16 w16cex w16sdtdh w16sdtfl w16du wp14">
   <w:body>
     <w:p>
       <w:pPr>
@@ -52,7 +52,7 @@
         </w:sectPr>
       </w:pPr>
       <w:r>
-        <w:t>May 2024</w:t>
+        <w:t>July 2026</w:t>
       </w:r>
     </w:p>
     <w:p>
@@ -78,7 +78,7 @@
         <w:t>202</w:t>
       </w:r>
       <w:r>
-        <w:t>4</w:t>
+        <w:t>6</w:t>
       </w:r>
       <w:r>
         <w:t xml:space="preserve"> The Sage Group plc or its licensors. All rights reserved.</w:t>
@@ -2643,10 +2643,10 @@
         <w:t xml:space="preserve"> Visual Studio and is compatible with Visual Studio </w:t>
       </w:r>
       <w:r>
-        <w:t>2017</w:t>
-      </w:r>
-      <w:r>
-        <w:t xml:space="preserve"> and Visual Studio 2019</w:t>
+        <w:t>20</w:t>
+      </w:r>
+      <w:r>
+        <w:t>22 and 2026</w:t>
       </w:r>
       <w:r>
         <w:t>.</w:t>
@@ -4864,7 +4864,7 @@
 </file>
 
 <file path=word/endnotes.xml><?xml version="1.0" encoding="utf-8"?>
-<w:endnotes xmlns:wpc="http://schemas.microsoft.com/office/word/2010/wordprocessingCanvas" xmlns:cx="http://schemas.microsoft.com/office/drawing/2014/chartex" xmlns:cx1="http://schemas.microsoft.com/office/drawing/2015/9/8/chartex" xmlns:cx2="http://schemas.microsoft.com/office/drawing/2015/10/21/chartex" xmlns:cx3="http://schemas.microsoft.com/office/drawing/2016/5/9/chartex" xmlns:cx4="http://schemas.microsoft.com/office/drawing/2016/5/10/chartex" xmlns:cx5="http://schemas.microsoft.com/office/drawing/2016/5/11/chartex" xmlns:cx6="http://schemas.microsoft.com/office/drawing/2016/5/12/chartex" xmlns:cx7="http://schemas.microsoft.com/office/drawing/2016/5/13/chartex" xmlns:cx8="http://schemas.microsoft.com/office/drawing/2016/5/14/chartex" xmlns:mc="http://schemas.openxmlformats.org/markup-compatibility/2006" xmlns:aink="http://schemas.microsoft.com/office/drawing/2016/ink" xmlns:am3d="http://schemas.microsoft.com/office/drawing/2017/model3d" xmlns:o="urn:schemas-microsoft-com:office:office" xmlns:oel="http://schemas.microsoft.com/office/2019/extlst" xmlns:r="http://schemas.openxmlformats.org/officeDocument/2006/relationships" xmlns:m="http://schemas.openxmlformats.org/officeDocument/2006/math" xmlns:v="urn:schemas-microsoft-com:vml" xmlns:wp14="http://schemas.microsoft.com/office/word/2010/wordprocessingDrawing" xmlns:wp="http://schemas.openxmlformats.org/drawingml/2006/wordprocessingDrawing" xmlns:w10="urn:schemas-microsoft-com:office:word" xmlns:w="http://schemas.openxmlformats.org/wordprocessingml/2006/main" xmlns:w14="http://schemas.microsoft.com/office/word/2010/wordml" xmlns:w15="http://schemas.microsoft.com/office/word/2012/wordml" xmlns:w16cex="http://schemas.microsoft.com/office/word/2018/wordml/cex" xmlns:w16cid="http://schemas.microsoft.com/office/word/2016/wordml/cid" xmlns:w16="http://schemas.microsoft.com/office/word/2018/wordml" xmlns:w16sdtdh="http://schemas.microsoft.com/office/word/2020/wordml/sdtdatahash" xmlns:w16se="http://schemas.microsoft.com/office/word/2015/wordml/symex" xmlns:wpg="http://schemas.microsoft.com/office/word/2010/wordprocessingGroup" xmlns:wpi="http://schemas.microsoft.com/office/word/2010/wordprocessingInk" xmlns:wne="http://schemas.microsoft.com/office/word/2006/wordml" xmlns:wps="http://schemas.microsoft.com/office/word/2010/wordprocessingShape" mc:Ignorable="w14 w15 w16se w16cid w16 w16cex w16sdtdh wp14">
+<w:endnotes xmlns:wpc="http://schemas.microsoft.com/office/word/2010/wordprocessingCanvas" xmlns:cx="http://schemas.microsoft.com/office/drawing/2014/chartex" xmlns:cx1="http://schemas.microsoft.com/office/drawing/2015/9/8/chartex" xmlns:cx2="http://schemas.microsoft.com/office/drawing/2015/10/21/chartex" xmlns:cx3="http://schemas.microsoft.com/office/drawing/2016/5/9/chartex" xmlns:cx4="http://schemas.microsoft.com/office/drawing/2016/5/10/chartex" xmlns:cx5="http://schemas.microsoft.com/office/drawing/2016/5/11/chartex" xmlns:cx6="http://schemas.microsoft.com/office/drawing/2016/5/12/chartex" xmlns:cx7="http://schemas.microsoft.com/office/drawing/2016/5/13/chartex" xmlns:cx8="http://schemas.microsoft.com/office/drawing/2016/5/14/chartex" xmlns:mc="http://schemas.openxmlformats.org/markup-compatibility/2006" xmlns:aink="http://schemas.microsoft.com/office/drawing/2016/ink" xmlns:am3d="http://schemas.microsoft.com/office/drawing/2017/model3d" xmlns:o="urn:schemas-microsoft-com:office:office" xmlns:oel="http://schemas.microsoft.com/office/2019/extlst" xmlns:r="http://schemas.openxmlformats.org/officeDocument/2006/relationships" xmlns:m="http://schemas.openxmlformats.org/officeDocument/2006/math" xmlns:v="urn:schemas-microsoft-com:vml" xmlns:wp14="http://schemas.microsoft.com/office/word/2010/wordprocessingDrawing" xmlns:wp="http://schemas.openxmlformats.org/drawingml/2006/wordprocessingDrawing" xmlns:w10="urn:schemas-microsoft-com:office:word" xmlns:w="http://schemas.openxmlformats.org/wordprocessingml/2006/main" xmlns:w14="http://schemas.microsoft.com/office/word/2010/wordml" xmlns:w15="http://schemas.microsoft.com/office/word/2012/wordml" xmlns:w16cex="http://schemas.microsoft.com/office/word/2018/wordml/cex" xmlns:w16cid="http://schemas.microsoft.com/office/word/2016/wordml/cid" xmlns:w16="http://schemas.microsoft.com/office/word/2018/wordml" xmlns:w16du="http://schemas.microsoft.com/office/word/2023/wordml/word16du" xmlns:w16sdtdh="http://schemas.microsoft.com/office/word/2020/wordml/sdtdatahash" xmlns:w16sdtfl="http://schemas.microsoft.com/office/word/2024/wordml/sdtformatlock" xmlns:w16se="http://schemas.microsoft.com/office/word/2015/wordml/symex" xmlns:wpg="http://schemas.microsoft.com/office/word/2010/wordprocessingGroup" xmlns:wpi="http://schemas.microsoft.com/office/word/2010/wordprocessingInk" xmlns:wne="http://schemas.microsoft.com/office/word/2006/wordml" xmlns:wps="http://schemas.microsoft.com/office/word/2010/wordprocessingShape" mc:Ignorable="w14 w15 w16se w16cid w16 w16cex w16sdtdh w16sdtfl w16du wp14">
   <w:endnote w:type="separator" w:id="-1">
     <w:p>
       <w:pPr>
@@ -4891,7 +4891,7 @@
 </file>
 
 <file path=word/footer1.xml><?xml version="1.0" encoding="utf-8"?>
-<w:ftr xmlns:wpc="http://schemas.microsoft.com/office/word/2010/wordprocessingCanvas" xmlns:cx="http://schemas.microsoft.com/office/drawing/2014/chartex" xmlns:cx1="http://schemas.microsoft.com/office/drawing/2015/9/8/chartex" xmlns:cx2="http://schemas.microsoft.com/office/drawing/2015/10/21/chartex" xmlns:cx3="http://schemas.microsoft.com/office/drawing/2016/5/9/chartex" xmlns:cx4="http://schemas.microsoft.com/office/drawing/2016/5/10/chartex" xmlns:cx5="http://schemas.microsoft.com/office/drawing/2016/5/11/chartex" xmlns:cx6="http://schemas.microsoft.com/office/drawing/2016/5/12/chartex" xmlns:cx7="http://schemas.microsoft.com/office/drawing/2016/5/13/chartex" xmlns:cx8="http://schemas.microsoft.com/office/drawing/2016/5/14/chartex" xmlns:mc="http://schemas.openxmlformats.org/markup-compatibility/2006" xmlns:aink="http://schemas.microsoft.com/office/drawing/2016/ink" xmlns:am3d="http://schemas.microsoft.com/office/drawing/2017/model3d" xmlns:o="urn:schemas-microsoft-com:office:office" xmlns:oel="http://schemas.microsoft.com/office/2019/extlst" xmlns:r="http://schemas.openxmlformats.org/officeDocument/2006/relationships" xmlns:m="http://schemas.openxmlformats.org/officeDocument/2006/math" xmlns:v="urn:schemas-microsoft-com:vml" xmlns:wp14="http://schemas.microsoft.com/office/word/2010/wordprocessingDrawing" xmlns:wp="http://schemas.openxmlformats.org/drawingml/2006/wordprocessingDrawing" xmlns:w10="urn:schemas-microsoft-com:office:word" xmlns:w="http://schemas.openxmlformats.org/wordprocessingml/2006/main" xmlns:w14="http://schemas.microsoft.com/office/word/2010/wordml" xmlns:w15="http://schemas.microsoft.com/office/word/2012/wordml" xmlns:w16cex="http://schemas.microsoft.com/office/word/2018/wordml/cex" xmlns:w16cid="http://schemas.microsoft.com/office/word/2016/wordml/cid" xmlns:w16="http://schemas.microsoft.com/office/word/2018/wordml" xmlns:w16sdtdh="http://schemas.microsoft.com/office/word/2020/wordml/sdtdatahash" xmlns:w16se="http://schemas.microsoft.com/office/word/2015/wordml/symex" xmlns:wpg="http://schemas.microsoft.com/office/word/2010/wordprocessingGroup" xmlns:wpi="http://schemas.microsoft.com/office/word/2010/wordprocessingInk" xmlns:wne="http://schemas.microsoft.com/office/word/2006/wordml" xmlns:wps="http://schemas.microsoft.com/office/word/2010/wordprocessingShape" mc:Ignorable="w14 w15 w16se w16cid w16 w16cex w16sdtdh wp14">
+<w:ftr xmlns:wpc="http://schemas.microsoft.com/office/word/2010/wordprocessingCanvas" xmlns:cx="http://schemas.microsoft.com/office/drawing/2014/chartex" xmlns:cx1="http://schemas.microsoft.com/office/drawing/2015/9/8/chartex" xmlns:cx2="http://schemas.microsoft.com/office/drawing/2015/10/21/chartex" xmlns:cx3="http://schemas.microsoft.com/office/drawing/2016/5/9/chartex" xmlns:cx4="http://schemas.microsoft.com/office/drawing/2016/5/10/chartex" xmlns:cx5="http://schemas.microsoft.com/office/drawing/2016/5/11/chartex" xmlns:cx6="http://schemas.microsoft.com/office/drawing/2016/5/12/chartex" xmlns:cx7="http://schemas.microsoft.com/office/drawing/2016/5/13/chartex" xmlns:cx8="http://schemas.microsoft.com/office/drawing/2016/5/14/chartex" xmlns:mc="http://schemas.openxmlformats.org/markup-compatibility/2006" xmlns:aink="http://schemas.microsoft.com/office/drawing/2016/ink" xmlns:am3d="http://schemas.microsoft.com/office/drawing/2017/model3d" xmlns:o="urn:schemas-microsoft-com:office:office" xmlns:oel="http://schemas.microsoft.com/office/2019/extlst" xmlns:r="http://schemas.openxmlformats.org/officeDocument/2006/relationships" xmlns:m="http://schemas.openxmlformats.org/officeDocument/2006/math" xmlns:v="urn:schemas-microsoft-com:vml" xmlns:wp14="http://schemas.microsoft.com/office/word/2010/wordprocessingDrawing" xmlns:wp="http://schemas.openxmlformats.org/drawingml/2006/wordprocessingDrawing" xmlns:w10="urn:schemas-microsoft-com:office:word" xmlns:w="http://schemas.openxmlformats.org/wordprocessingml/2006/main" xmlns:w14="http://schemas.microsoft.com/office/word/2010/wordml" xmlns:w15="http://schemas.microsoft.com/office/word/2012/wordml" xmlns:w16cex="http://schemas.microsoft.com/office/word/2018/wordml/cex" xmlns:w16cid="http://schemas.microsoft.com/office/word/2016/wordml/cid" xmlns:w16="http://schemas.microsoft.com/office/word/2018/wordml" xmlns:w16du="http://schemas.microsoft.com/office/word/2023/wordml/word16du" xmlns:w16sdtdh="http://schemas.microsoft.com/office/word/2020/wordml/sdtdatahash" xmlns:w16sdtfl="http://schemas.microsoft.com/office/word/2024/wordml/sdtformatlock" xmlns:w16se="http://schemas.microsoft.com/office/word/2015/wordml/symex" xmlns:wpg="http://schemas.microsoft.com/office/word/2010/wordprocessingGroup" xmlns:wpi="http://schemas.microsoft.com/office/word/2010/wordprocessingInk" xmlns:wne="http://schemas.microsoft.com/office/word/2006/wordml" xmlns:wps="http://schemas.microsoft.com/office/word/2010/wordprocessingShape" mc:Ignorable="w14 w15 w16se w16cid w16 w16cex w16sdtdh w16sdtfl w16du wp14">
   <w:p>
     <w:pPr>
       <w:pStyle w:val="Footer"/>
@@ -4901,7 +4901,7 @@
 </file>
 
 <file path=word/footer2.xml><?xml version="1.0" encoding="utf-8"?>
-<w:ftr xmlns:wpc="http://schemas.microsoft.com/office/word/2010/wordprocessingCanvas" xmlns:cx="http://schemas.microsoft.com/office/drawing/2014/chartex" xmlns:cx1="http://schemas.microsoft.com/office/drawing/2015/9/8/chartex" xmlns:cx2="http://schemas.microsoft.com/office/drawing/2015/10/21/chartex" xmlns:cx3="http://schemas.microsoft.com/office/drawing/2016/5/9/chartex" xmlns:cx4="http://schemas.microsoft.com/office/drawing/2016/5/10/chartex" xmlns:cx5="http://schemas.microsoft.com/office/drawing/2016/5/11/chartex" xmlns:cx6="http://schemas.microsoft.com/office/drawing/2016/5/12/chartex" xmlns:cx7="http://schemas.microsoft.com/office/drawing/2016/5/13/chartex" xmlns:cx8="http://schemas.microsoft.com/office/drawing/2016/5/14/chartex" xmlns:mc="http://schemas.openxmlformats.org/markup-compatibility/2006" xmlns:aink="http://schemas.microsoft.com/office/drawing/2016/ink" xmlns:am3d="http://schemas.microsoft.com/office/drawing/2017/model3d" xmlns:o="urn:schemas-microsoft-com:office:office" xmlns:oel="http://schemas.microsoft.com/office/2019/extlst" xmlns:r="http://schemas.openxmlformats.org/officeDocument/2006/relationships" xmlns:m="http://schemas.openxmlformats.org/officeDocument/2006/math" xmlns:v="urn:schemas-microsoft-com:vml" xmlns:wp14="http://schemas.microsoft.com/office/word/2010/wordprocessingDrawing" xmlns:wp="http://schemas.openxmlformats.org/drawingml/2006/wordprocessingDrawing" xmlns:w10="urn:schemas-microsoft-com:office:word" xmlns:w="http://schemas.openxmlformats.org/wordprocessingml/2006/main" xmlns:w14="http://schemas.microsoft.com/office/word/2010/wordml" xmlns:w15="http://schemas.microsoft.com/office/word/2012/wordml" xmlns:w16cex="http://schemas.microsoft.com/office/word/2018/wordml/cex" xmlns:w16cid="http://schemas.microsoft.com/office/word/2016/wordml/cid" xmlns:w16="http://schemas.microsoft.com/office/word/2018/wordml" xmlns:w16sdtdh="http://schemas.microsoft.com/office/word/2020/wordml/sdtdatahash" xmlns:w16se="http://schemas.microsoft.com/office/word/2015/wordml/symex" xmlns:wpg="http://schemas.microsoft.com/office/word/2010/wordprocessingGroup" xmlns:wpi="http://schemas.microsoft.com/office/word/2010/wordprocessingInk" xmlns:wne="http://schemas.microsoft.com/office/word/2006/wordml" xmlns:wps="http://schemas.microsoft.com/office/word/2010/wordprocessingShape" mc:Ignorable="w14 w15 w16se w16cid w16 w16cex w16sdtdh wp14">
+<w:ftr xmlns:wpc="http://schemas.microsoft.com/office/word/2010/wordprocessingCanvas" xmlns:cx="http://schemas.microsoft.com/office/drawing/2014/chartex" xmlns:cx1="http://schemas.microsoft.com/office/drawing/2015/9/8/chartex" xmlns:cx2="http://schemas.microsoft.com/office/drawing/2015/10/21/chartex" xmlns:cx3="http://schemas.microsoft.com/office/drawing/2016/5/9/chartex" xmlns:cx4="http://schemas.microsoft.com/office/drawing/2016/5/10/chartex" xmlns:cx5="http://schemas.microsoft.com/office/drawing/2016/5/11/chartex" xmlns:cx6="http://schemas.microsoft.com/office/drawing/2016/5/12/chartex" xmlns:cx7="http://schemas.microsoft.com/office/drawing/2016/5/13/chartex" xmlns:cx8="http://schemas.microsoft.com/office/drawing/2016/5/14/chartex" xmlns:mc="http://schemas.openxmlformats.org/markup-compatibility/2006" xmlns:aink="http://schemas.microsoft.com/office/drawing/2016/ink" xmlns:am3d="http://schemas.microsoft.com/office/drawing/2017/model3d" xmlns:o="urn:schemas-microsoft-com:office:office" xmlns:oel="http://schemas.microsoft.com/office/2019/extlst" xmlns:r="http://schemas.openxmlformats.org/officeDocument/2006/relationships" xmlns:m="http://schemas.openxmlformats.org/officeDocument/2006/math" xmlns:v="urn:schemas-microsoft-com:vml" xmlns:wp14="http://schemas.microsoft.com/office/word/2010/wordprocessingDrawing" xmlns:wp="http://schemas.openxmlformats.org/drawingml/2006/wordprocessingDrawing" xmlns:w10="urn:schemas-microsoft-com:office:word" xmlns:w="http://schemas.openxmlformats.org/wordprocessingml/2006/main" xmlns:w14="http://schemas.microsoft.com/office/word/2010/wordml" xmlns:w15="http://schemas.microsoft.com/office/word/2012/wordml" xmlns:w16cex="http://schemas.microsoft.com/office/word/2018/wordml/cex" xmlns:w16cid="http://schemas.microsoft.com/office/word/2016/wordml/cid" xmlns:w16="http://schemas.microsoft.com/office/word/2018/wordml" xmlns:w16du="http://schemas.microsoft.com/office/word/2023/wordml/word16du" xmlns:w16sdtdh="http://schemas.microsoft.com/office/word/2020/wordml/sdtdatahash" xmlns:w16sdtfl="http://schemas.microsoft.com/office/word/2024/wordml/sdtformatlock" xmlns:w16se="http://schemas.microsoft.com/office/word/2015/wordml/symex" xmlns:wpg="http://schemas.microsoft.com/office/word/2010/wordprocessingGroup" xmlns:wpi="http://schemas.microsoft.com/office/word/2010/wordprocessingInk" xmlns:wne="http://schemas.microsoft.com/office/word/2006/wordml" xmlns:wps="http://schemas.microsoft.com/office/word/2010/wordprocessingShape" mc:Ignorable="w14 w15 w16se w16cid w16 w16cex w16sdtdh w16sdtfl w16du wp14">
   <w:p>
     <w:pPr>
       <w:pStyle w:val="SAGEFooter"/>
@@ -5013,7 +5013,7 @@
 </file>
 
 <file path=word/footer3.xml><?xml version="1.0" encoding="utf-8"?>
-<w:ftr xmlns:wpc="http://schemas.microsoft.com/office/word/2010/wordprocessingCanvas" xmlns:cx="http://schemas.microsoft.com/office/drawing/2014/chartex" xmlns:cx1="http://schemas.microsoft.com/office/drawing/2015/9/8/chartex" xmlns:cx2="http://schemas.microsoft.com/office/drawing/2015/10/21/chartex" xmlns:cx3="http://schemas.microsoft.com/office/drawing/2016/5/9/chartex" xmlns:cx4="http://schemas.microsoft.com/office/drawing/2016/5/10/chartex" xmlns:cx5="http://schemas.microsoft.com/office/drawing/2016/5/11/chartex" xmlns:cx6="http://schemas.microsoft.com/office/drawing/2016/5/12/chartex" xmlns:cx7="http://schemas.microsoft.com/office/drawing/2016/5/13/chartex" xmlns:cx8="http://schemas.microsoft.com/office/drawing/2016/5/14/chartex" xmlns:mc="http://schemas.openxmlformats.org/markup-compatibility/2006" xmlns:aink="http://schemas.microsoft.com/office/drawing/2016/ink" xmlns:am3d="http://schemas.microsoft.com/office/drawing/2017/model3d" xmlns:o="urn:schemas-microsoft-com:office:office" xmlns:oel="http://schemas.microsoft.com/office/2019/extlst" xmlns:r="http://schemas.openxmlformats.org/officeDocument/2006/relationships" xmlns:m="http://schemas.openxmlformats.org/officeDocument/2006/math" xmlns:v="urn:schemas-microsoft-com:vml" xmlns:wp14="http://schemas.microsoft.com/office/word/2010/wordprocessingDrawing" xmlns:wp="http://schemas.openxmlformats.org/drawingml/2006/wordprocessingDrawing" xmlns:w10="urn:schemas-microsoft-com:office:word" xmlns:w="http://schemas.openxmlformats.org/wordprocessingml/2006/main" xmlns:w14="http://schemas.microsoft.com/office/word/2010/wordml" xmlns:w15="http://schemas.microsoft.com/office/word/2012/wordml" xmlns:w16cex="http://schemas.microsoft.com/office/word/2018/wordml/cex" xmlns:w16cid="http://schemas.microsoft.com/office/word/2016/wordml/cid" xmlns:w16="http://schemas.microsoft.com/office/word/2018/wordml" xmlns:w16sdtdh="http://schemas.microsoft.com/office/word/2020/wordml/sdtdatahash" xmlns:w16se="http://schemas.microsoft.com/office/word/2015/wordml/symex" xmlns:wpg="http://schemas.microsoft.com/office/word/2010/wordprocessingGroup" xmlns:wpi="http://schemas.microsoft.com/office/word/2010/wordprocessingInk" xmlns:wne="http://schemas.microsoft.com/office/word/2006/wordml" xmlns:wps="http://schemas.microsoft.com/office/word/2010/wordprocessingShape" mc:Ignorable="w14 w15 w16se w16cid w16 w16cex w16sdtdh wp14">
+<w:ftr xmlns:wpc="http://schemas.microsoft.com/office/word/2010/wordprocessingCanvas" xmlns:cx="http://schemas.microsoft.com/office/drawing/2014/chartex" xmlns:cx1="http://schemas.microsoft.com/office/drawing/2015/9/8/chartex" xmlns:cx2="http://schemas.microsoft.com/office/drawing/2015/10/21/chartex" xmlns:cx3="http://schemas.microsoft.com/office/drawing/2016/5/9/chartex" xmlns:cx4="http://schemas.microsoft.com/office/drawing/2016/5/10/chartex" xmlns:cx5="http://schemas.microsoft.com/office/drawing/2016/5/11/chartex" xmlns:cx6="http://schemas.microsoft.com/office/drawing/2016/5/12/chartex" xmlns:cx7="http://schemas.microsoft.com/office/drawing/2016/5/13/chartex" xmlns:cx8="http://schemas.microsoft.com/office/drawing/2016/5/14/chartex" xmlns:mc="http://schemas.openxmlformats.org/markup-compatibility/2006" xmlns:aink="http://schemas.microsoft.com/office/drawing/2016/ink" xmlns:am3d="http://schemas.microsoft.com/office/drawing/2017/model3d" xmlns:o="urn:schemas-microsoft-com:office:office" xmlns:oel="http://schemas.microsoft.com/office/2019/extlst" xmlns:r="http://schemas.openxmlformats.org/officeDocument/2006/relationships" xmlns:m="http://schemas.openxmlformats.org/officeDocument/2006/math" xmlns:v="urn:schemas-microsoft-com:vml" xmlns:wp14="http://schemas.microsoft.com/office/word/2010/wordprocessingDrawing" xmlns:wp="http://schemas.openxmlformats.org/drawingml/2006/wordprocessingDrawing" xmlns:w10="urn:schemas-microsoft-com:office:word" xmlns:w="http://schemas.openxmlformats.org/wordprocessingml/2006/main" xmlns:w14="http://schemas.microsoft.com/office/word/2010/wordml" xmlns:w15="http://schemas.microsoft.com/office/word/2012/wordml" xmlns:w16cex="http://schemas.microsoft.com/office/word/2018/wordml/cex" xmlns:w16cid="http://schemas.microsoft.com/office/word/2016/wordml/cid" xmlns:w16="http://schemas.microsoft.com/office/word/2018/wordml" xmlns:w16du="http://schemas.microsoft.com/office/word/2023/wordml/word16du" xmlns:w16sdtdh="http://schemas.microsoft.com/office/word/2020/wordml/sdtdatahash" xmlns:w16sdtfl="http://schemas.microsoft.com/office/word/2024/wordml/sdtformatlock" xmlns:w16se="http://schemas.microsoft.com/office/word/2015/wordml/symex" xmlns:wpg="http://schemas.microsoft.com/office/word/2010/wordprocessingGroup" xmlns:wpi="http://schemas.microsoft.com/office/word/2010/wordprocessingInk" xmlns:wne="http://schemas.microsoft.com/office/word/2006/wordml" xmlns:wps="http://schemas.microsoft.com/office/word/2010/wordprocessingShape" mc:Ignorable="w14 w15 w16se w16cid w16 w16cex w16sdtdh w16sdtfl w16du wp14">
   <w:p>
     <w:pPr>
       <w:pStyle w:val="Footer"/>
@@ -5023,7 +5023,7 @@
 </file>
 
 <file path=word/footer4.xml><?xml version="1.0" encoding="utf-8"?>
-<w:ftr xmlns:wpc="http://schemas.microsoft.com/office/word/2010/wordprocessingCanvas" xmlns:cx="http://schemas.microsoft.com/office/drawing/2014/chartex" xmlns:cx1="http://schemas.microsoft.com/office/drawing/2015/9/8/chartex" xmlns:cx2="http://schemas.microsoft.com/office/drawing/2015/10/21/chartex" xmlns:cx3="http://schemas.microsoft.com/office/drawing/2016/5/9/chartex" xmlns:cx4="http://schemas.microsoft.com/office/drawing/2016/5/10/chartex" xmlns:cx5="http://schemas.microsoft.com/office/drawing/2016/5/11/chartex" xmlns:cx6="http://schemas.microsoft.com/office/drawing/2016/5/12/chartex" xmlns:cx7="http://schemas.microsoft.com/office/drawing/2016/5/13/chartex" xmlns:cx8="http://schemas.microsoft.com/office/drawing/2016/5/14/chartex" xmlns:mc="http://schemas.openxmlformats.org/markup-compatibility/2006" xmlns:aink="http://schemas.microsoft.com/office/drawing/2016/ink" xmlns:am3d="http://schemas.microsoft.com/office/drawing/2017/model3d" xmlns:o="urn:schemas-microsoft-com:office:office" xmlns:oel="http://schemas.microsoft.com/office/2019/extlst" xmlns:r="http://schemas.openxmlformats.org/officeDocument/2006/relationships" xmlns:m="http://schemas.openxmlformats.org/officeDocument/2006/math" xmlns:v="urn:schemas-microsoft-com:vml" xmlns:wp14="http://schemas.microsoft.com/office/word/2010/wordprocessingDrawing" xmlns:wp="http://schemas.openxmlformats.org/drawingml/2006/wordprocessingDrawing" xmlns:w10="urn:schemas-microsoft-com:office:word" xmlns:w="http://schemas.openxmlformats.org/wordprocessingml/2006/main" xmlns:w14="http://schemas.microsoft.com/office/word/2010/wordml" xmlns:w15="http://schemas.microsoft.com/office/word/2012/wordml" xmlns:w16cex="http://schemas.microsoft.com/office/word/2018/wordml/cex" xmlns:w16cid="http://schemas.microsoft.com/office/word/2016/wordml/cid" xmlns:w16="http://schemas.microsoft.com/office/word/2018/wordml" xmlns:w16sdtdh="http://schemas.microsoft.com/office/word/2020/wordml/sdtdatahash" xmlns:w16se="http://schemas.microsoft.com/office/word/2015/wordml/symex" xmlns:wpg="http://schemas.microsoft.com/office/word/2010/wordprocessingGroup" xmlns:wpi="http://schemas.microsoft.com/office/word/2010/wordprocessingInk" xmlns:wne="http://schemas.microsoft.com/office/word/2006/wordml" xmlns:wps="http://schemas.microsoft.com/office/word/2010/wordprocessingShape" mc:Ignorable="w14 w15 w16se w16cid w16 w16cex w16sdtdh wp14">
+<w:ftr xmlns:wpc="http://schemas.microsoft.com/office/word/2010/wordprocessingCanvas" xmlns:cx="http://schemas.microsoft.com/office/drawing/2014/chartex" xmlns:cx1="http://schemas.microsoft.com/office/drawing/2015/9/8/chartex" xmlns:cx2="http://schemas.microsoft.com/office/drawing/2015/10/21/chartex" xmlns:cx3="http://schemas.microsoft.com/office/drawing/2016/5/9/chartex" xmlns:cx4="http://schemas.microsoft.com/office/drawing/2016/5/10/chartex" xmlns:cx5="http://schemas.microsoft.com/office/drawing/2016/5/11/chartex" xmlns:cx6="http://schemas.microsoft.com/office/drawing/2016/5/12/chartex" xmlns:cx7="http://schemas.microsoft.com/office/drawing/2016/5/13/chartex" xmlns:cx8="http://schemas.microsoft.com/office/drawing/2016/5/14/chartex" xmlns:mc="http://schemas.openxmlformats.org/markup-compatibility/2006" xmlns:aink="http://schemas.microsoft.com/office/drawing/2016/ink" xmlns:am3d="http://schemas.microsoft.com/office/drawing/2017/model3d" xmlns:o="urn:schemas-microsoft-com:office:office" xmlns:oel="http://schemas.microsoft.com/office/2019/extlst" xmlns:r="http://schemas.openxmlformats.org/officeDocument/2006/relationships" xmlns:m="http://schemas.openxmlformats.org/officeDocument/2006/math" xmlns:v="urn:schemas-microsoft-com:vml" xmlns:wp14="http://schemas.microsoft.com/office/word/2010/wordprocessingDrawing" xmlns:wp="http://schemas.openxmlformats.org/drawingml/2006/wordprocessingDrawing" xmlns:w10="urn:schemas-microsoft-com:office:word" xmlns:w="http://schemas.openxmlformats.org/wordprocessingml/2006/main" xmlns:w14="http://schemas.microsoft.com/office/word/2010/wordml" xmlns:w15="http://schemas.microsoft.com/office/word/2012/wordml" xmlns:w16cex="http://schemas.microsoft.com/office/word/2018/wordml/cex" xmlns:w16cid="http://schemas.microsoft.com/office/word/2016/wordml/cid" xmlns:w16="http://schemas.microsoft.com/office/word/2018/wordml" xmlns:w16du="http://schemas.microsoft.com/office/word/2023/wordml/word16du" xmlns:w16sdtdh="http://schemas.microsoft.com/office/word/2020/wordml/sdtdatahash" xmlns:w16sdtfl="http://schemas.microsoft.com/office/word/2024/wordml/sdtformatlock" xmlns:w16se="http://schemas.microsoft.com/office/word/2015/wordml/symex" xmlns:wpg="http://schemas.microsoft.com/office/word/2010/wordprocessingGroup" xmlns:wpi="http://schemas.microsoft.com/office/word/2010/wordprocessingInk" xmlns:wne="http://schemas.microsoft.com/office/word/2006/wordml" xmlns:wps="http://schemas.microsoft.com/office/word/2010/wordprocessingShape" mc:Ignorable="w14 w15 w16se w16cid w16 w16cex w16sdtdh w16sdtfl w16du wp14">
   <w:p>
     <w:pPr>
       <w:pStyle w:val="Footer"/>
@@ -5034,7 +5034,7 @@
 </file>
 
 <file path=word/footer5.xml><?xml version="1.0" encoding="utf-8"?>
-<w:ftr xmlns:wpc="http://schemas.microsoft.com/office/word/2010/wordprocessingCanvas" xmlns:cx="http://schemas.microsoft.com/office/drawing/2014/chartex" xmlns:cx1="http://schemas.microsoft.com/office/drawing/2015/9/8/chartex" xmlns:cx2="http://schemas.microsoft.com/office/drawing/2015/10/21/chartex" xmlns:cx3="http://schemas.microsoft.com/office/drawing/2016/5/9/chartex" xmlns:cx4="http://schemas.microsoft.com/office/drawing/2016/5/10/chartex" xmlns:cx5="http://schemas.microsoft.com/office/drawing/2016/5/11/chartex" xmlns:cx6="http://schemas.microsoft.com/office/drawing/2016/5/12/chartex" xmlns:cx7="http://schemas.microsoft.com/office/drawing/2016/5/13/chartex" xmlns:cx8="http://schemas.microsoft.com/office/drawing/2016/5/14/chartex" xmlns:mc="http://schemas.openxmlformats.org/markup-compatibility/2006" xmlns:aink="http://schemas.microsoft.com/office/drawing/2016/ink" xmlns:am3d="http://schemas.microsoft.com/office/drawing/2017/model3d" xmlns:o="urn:schemas-microsoft-com:office:office" xmlns:oel="http://schemas.microsoft.com/office/2019/extlst" xmlns:r="http://schemas.openxmlformats.org/officeDocument/2006/relationships" xmlns:m="http://schemas.openxmlformats.org/officeDocument/2006/math" xmlns:v="urn:schemas-microsoft-com:vml" xmlns:wp14="http://schemas.microsoft.com/office/word/2010/wordprocessingDrawing" xmlns:wp="http://schemas.openxmlformats.org/drawingml/2006/wordprocessingDrawing" xmlns:w10="urn:schemas-microsoft-com:office:word" xmlns:w="http://schemas.openxmlformats.org/wordprocessingml/2006/main" xmlns:w14="http://schemas.microsoft.com/office/word/2010/wordml" xmlns:w15="http://schemas.microsoft.com/office/word/2012/wordml" xmlns:w16cex="http://schemas.microsoft.com/office/word/2018/wordml/cex" xmlns:w16cid="http://schemas.microsoft.com/office/word/2016/wordml/cid" xmlns:w16="http://schemas.microsoft.com/office/word/2018/wordml" xmlns:w16sdtdh="http://schemas.microsoft.com/office/word/2020/wordml/sdtdatahash" xmlns:w16se="http://schemas.microsoft.com/office/word/2015/wordml/symex" xmlns:wpg="http://schemas.microsoft.com/office/word/2010/wordprocessingGroup" xmlns:wpi="http://schemas.microsoft.com/office/word/2010/wordprocessingInk" xmlns:wne="http://schemas.microsoft.com/office/word/2006/wordml" xmlns:wps="http://schemas.microsoft.com/office/word/2010/wordprocessingShape" mc:Ignorable="w14 w15 w16se w16cid w16 w16cex w16sdtdh wp14">
+<w:ftr xmlns:wpc="http://schemas.microsoft.com/office/word/2010/wordprocessingCanvas" xmlns:cx="http://schemas.microsoft.com/office/drawing/2014/chartex" xmlns:cx1="http://schemas.microsoft.com/office/drawing/2015/9/8/chartex" xmlns:cx2="http://schemas.microsoft.com/office/drawing/2015/10/21/chartex" xmlns:cx3="http://schemas.microsoft.com/office/drawing/2016/5/9/chartex" xmlns:cx4="http://schemas.microsoft.com/office/drawing/2016/5/10/chartex" xmlns:cx5="http://schemas.microsoft.com/office/drawing/2016/5/11/chartex" xmlns:cx6="http://schemas.microsoft.com/office/drawing/2016/5/12/chartex" xmlns:cx7="http://schemas.microsoft.com/office/drawing/2016/5/13/chartex" xmlns:cx8="http://schemas.microsoft.com/office/drawing/2016/5/14/chartex" xmlns:mc="http://schemas.openxmlformats.org/markup-compatibility/2006" xmlns:aink="http://schemas.microsoft.com/office/drawing/2016/ink" xmlns:am3d="http://schemas.microsoft.com/office/drawing/2017/model3d" xmlns:o="urn:schemas-microsoft-com:office:office" xmlns:oel="http://schemas.microsoft.com/office/2019/extlst" xmlns:r="http://schemas.openxmlformats.org/officeDocument/2006/relationships" xmlns:m="http://schemas.openxmlformats.org/officeDocument/2006/math" xmlns:v="urn:schemas-microsoft-com:vml" xmlns:wp14="http://schemas.microsoft.com/office/word/2010/wordprocessingDrawing" xmlns:wp="http://schemas.openxmlformats.org/drawingml/2006/wordprocessingDrawing" xmlns:w10="urn:schemas-microsoft-com:office:word" xmlns:w="http://schemas.openxmlformats.org/wordprocessingml/2006/main" xmlns:w14="http://schemas.microsoft.com/office/word/2010/wordml" xmlns:w15="http://schemas.microsoft.com/office/word/2012/wordml" xmlns:w16cex="http://schemas.microsoft.com/office/word/2018/wordml/cex" xmlns:w16cid="http://schemas.microsoft.com/office/word/2016/wordml/cid" xmlns:w16="http://schemas.microsoft.com/office/word/2018/wordml" xmlns:w16du="http://schemas.microsoft.com/office/word/2023/wordml/word16du" xmlns:w16sdtdh="http://schemas.microsoft.com/office/word/2020/wordml/sdtdatahash" xmlns:w16sdtfl="http://schemas.microsoft.com/office/word/2024/wordml/sdtformatlock" xmlns:w16se="http://schemas.microsoft.com/office/word/2015/wordml/symex" xmlns:wpg="http://schemas.microsoft.com/office/word/2010/wordprocessingGroup" xmlns:wpi="http://schemas.microsoft.com/office/word/2010/wordprocessingInk" xmlns:wne="http://schemas.microsoft.com/office/word/2006/wordml" xmlns:wps="http://schemas.microsoft.com/office/word/2010/wordprocessingShape" mc:Ignorable="w14 w15 w16se w16cid w16 w16cex w16sdtdh w16sdtfl w16du wp14">
   <w:tbl>
     <w:tblPr>
       <w:tblStyle w:val="TableGrid"/>
@@ -5186,7 +5186,7 @@
 </file>
 
 <file path=word/footer6.xml><?xml version="1.0" encoding="utf-8"?>
-<w:ftr xmlns:wpc="http://schemas.microsoft.com/office/word/2010/wordprocessingCanvas" xmlns:cx="http://schemas.microsoft.com/office/drawing/2014/chartex" xmlns:cx1="http://schemas.microsoft.com/office/drawing/2015/9/8/chartex" xmlns:cx2="http://schemas.microsoft.com/office/drawing/2015/10/21/chartex" xmlns:cx3="http://schemas.microsoft.com/office/drawing/2016/5/9/chartex" xmlns:cx4="http://schemas.microsoft.com/office/drawing/2016/5/10/chartex" xmlns:cx5="http://schemas.microsoft.com/office/drawing/2016/5/11/chartex" xmlns:cx6="http://schemas.microsoft.com/office/drawing/2016/5/12/chartex" xmlns:cx7="http://schemas.microsoft.com/office/drawing/2016/5/13/chartex" xmlns:cx8="http://schemas.microsoft.com/office/drawing/2016/5/14/chartex" xmlns:mc="http://schemas.openxmlformats.org/markup-compatibility/2006" xmlns:aink="http://schemas.microsoft.com/office/drawing/2016/ink" xmlns:am3d="http://schemas.microsoft.com/office/drawing/2017/model3d" xmlns:o="urn:schemas-microsoft-com:office:office" xmlns:oel="http://schemas.microsoft.com/office/2019/extlst" xmlns:r="http://schemas.openxmlformats.org/officeDocument/2006/relationships" xmlns:m="http://schemas.openxmlformats.org/officeDocument/2006/math" xmlns:v="urn:schemas-microsoft-com:vml" xmlns:wp14="http://schemas.microsoft.com/office/word/2010/wordprocessingDrawing" xmlns:wp="http://schemas.openxmlformats.org/drawingml/2006/wordprocessingDrawing" xmlns:w10="urn:schemas-microsoft-com:office:word" xmlns:w="http://schemas.openxmlformats.org/wordprocessingml/2006/main" xmlns:w14="http://schemas.microsoft.com/office/word/2010/wordml" xmlns:w15="http://schemas.microsoft.com/office/word/2012/wordml" xmlns:w16cex="http://schemas.microsoft.com/office/word/2018/wordml/cex" xmlns:w16cid="http://schemas.microsoft.com/office/word/2016/wordml/cid" xmlns:w16="http://schemas.microsoft.com/office/word/2018/wordml" xmlns:w16sdtdh="http://schemas.microsoft.com/office/word/2020/wordml/sdtdatahash" xmlns:w16se="http://schemas.microsoft.com/office/word/2015/wordml/symex" xmlns:wpg="http://schemas.microsoft.com/office/word/2010/wordprocessingGroup" xmlns:wpi="http://schemas.microsoft.com/office/word/2010/wordprocessingInk" xmlns:wne="http://schemas.microsoft.com/office/word/2006/wordml" xmlns:wps="http://schemas.microsoft.com/office/word/2010/wordprocessingShape" mc:Ignorable="w14 w15 w16se w16cid w16 w16cex w16sdtdh wp14">
+<w:ftr xmlns:wpc="http://schemas.microsoft.com/office/word/2010/wordprocessingCanvas" xmlns:cx="http://schemas.microsoft.com/office/drawing/2014/chartex" xmlns:cx1="http://schemas.microsoft.com/office/drawing/2015/9/8/chartex" xmlns:cx2="http://schemas.microsoft.com/office/drawing/2015/10/21/chartex" xmlns:cx3="http://schemas.microsoft.com/office/drawing/2016/5/9/chartex" xmlns:cx4="http://schemas.microsoft.com/office/drawing/2016/5/10/chartex" xmlns:cx5="http://schemas.microsoft.com/office/drawing/2016/5/11/chartex" xmlns:cx6="http://schemas.microsoft.com/office/drawing/2016/5/12/chartex" xmlns:cx7="http://schemas.microsoft.com/office/drawing/2016/5/13/chartex" xmlns:cx8="http://schemas.microsoft.com/office/drawing/2016/5/14/chartex" xmlns:mc="http://schemas.openxmlformats.org/markup-compatibility/2006" xmlns:aink="http://schemas.microsoft.com/office/drawing/2016/ink" xmlns:am3d="http://schemas.microsoft.com/office/drawing/2017/model3d" xmlns:o="urn:schemas-microsoft-com:office:office" xmlns:oel="http://schemas.microsoft.com/office/2019/extlst" xmlns:r="http://schemas.openxmlformats.org/officeDocument/2006/relationships" xmlns:m="http://schemas.openxmlformats.org/officeDocument/2006/math" xmlns:v="urn:schemas-microsoft-com:vml" xmlns:wp14="http://schemas.microsoft.com/office/word/2010/wordprocessingDrawing" xmlns:wp="http://schemas.openxmlformats.org/drawingml/2006/wordprocessingDrawing" xmlns:w10="urn:schemas-microsoft-com:office:word" xmlns:w="http://schemas.openxmlformats.org/wordprocessingml/2006/main" xmlns:w14="http://schemas.microsoft.com/office/word/2010/wordml" xmlns:w15="http://schemas.microsoft.com/office/word/2012/wordml" xmlns:w16cex="http://schemas.microsoft.com/office/word/2018/wordml/cex" xmlns:w16cid="http://schemas.microsoft.com/office/word/2016/wordml/cid" xmlns:w16="http://schemas.microsoft.com/office/word/2018/wordml" xmlns:w16du="http://schemas.microsoft.com/office/word/2023/wordml/word16du" xmlns:w16sdtdh="http://schemas.microsoft.com/office/word/2020/wordml/sdtdatahash" xmlns:w16sdtfl="http://schemas.microsoft.com/office/word/2024/wordml/sdtformatlock" xmlns:w16se="http://schemas.microsoft.com/office/word/2015/wordml/symex" xmlns:wpg="http://schemas.microsoft.com/office/word/2010/wordprocessingGroup" xmlns:wpi="http://schemas.microsoft.com/office/word/2010/wordprocessingInk" xmlns:wne="http://schemas.microsoft.com/office/word/2006/wordml" xmlns:wps="http://schemas.microsoft.com/office/word/2010/wordprocessingShape" mc:Ignorable="w14 w15 w16se w16cid w16 w16cex w16sdtdh w16sdtfl w16du wp14">
   <w:tbl>
     <w:tblPr>
       <w:tblStyle w:val="TableGrid"/>
@@ -5331,7 +5331,7 @@
 </file>
 
 <file path=word/footnotes.xml><?xml version="1.0" encoding="utf-8"?>
-<w:footnotes xmlns:wpc="http://schemas.microsoft.com/office/word/2010/wordprocessingCanvas" xmlns:cx="http://schemas.microsoft.com/office/drawing/2014/chartex" xmlns:cx1="http://schemas.microsoft.com/office/drawing/2015/9/8/chartex" xmlns:cx2="http://schemas.microsoft.com/office/drawing/2015/10/21/chartex" xmlns:cx3="http://schemas.microsoft.com/office/drawing/2016/5/9/chartex" xmlns:cx4="http://schemas.microsoft.com/office/drawing/2016/5/10/chartex" xmlns:cx5="http://schemas.microsoft.com/office/drawing/2016/5/11/chartex" xmlns:cx6="http://schemas.microsoft.com/office/drawing/2016/5/12/chartex" xmlns:cx7="http://schemas.microsoft.com/office/drawing/2016/5/13/chartex" xmlns:cx8="http://schemas.microsoft.com/office/drawing/2016/5/14/chartex" xmlns:mc="http://schemas.openxmlformats.org/markup-compatibility/2006" xmlns:aink="http://schemas.microsoft.com/office/drawing/2016/ink" xmlns:am3d="http://schemas.microsoft.com/office/drawing/2017/model3d" xmlns:o="urn:schemas-microsoft-com:office:office" xmlns:oel="http://schemas.microsoft.com/office/2019/extlst" xmlns:r="http://schemas.openxmlformats.org/officeDocument/2006/relationships" xmlns:m="http://schemas.openxmlformats.org/officeDocument/2006/math" xmlns:v="urn:schemas-microsoft-com:vml" xmlns:wp14="http://schemas.microsoft.com/office/word/2010/wordprocessingDrawing" xmlns:wp="http://schemas.openxmlformats.org/drawingml/2006/wordprocessingDrawing" xmlns:w10="urn:schemas-microsoft-com:office:word" xmlns:w="http://schemas.openxmlformats.org/wordprocessingml/2006/main" xmlns:w14="http://schemas.microsoft.com/office/word/2010/wordml" xmlns:w15="http://schemas.microsoft.com/office/word/2012/wordml" xmlns:w16cex="http://schemas.microsoft.com/office/word/2018/wordml/cex" xmlns:w16cid="http://schemas.microsoft.com/office/word/2016/wordml/cid" xmlns:w16="http://schemas.microsoft.com/office/word/2018/wordml" xmlns:w16sdtdh="http://schemas.microsoft.com/office/word/2020/wordml/sdtdatahash" xmlns:w16se="http://schemas.microsoft.com/office/word/2015/wordml/symex" xmlns:wpg="http://schemas.microsoft.com/office/word/2010/wordprocessingGroup" xmlns:wpi="http://schemas.microsoft.com/office/word/2010/wordprocessingInk" xmlns:wne="http://schemas.microsoft.com/office/word/2006/wordml" xmlns:wps="http://schemas.microsoft.com/office/word/2010/wordprocessingShape" mc:Ignorable="w14 w15 w16se w16cid w16 w16cex w16sdtdh wp14">
+<w:footnotes xmlns:wpc="http://schemas.microsoft.com/office/word/2010/wordprocessingCanvas" xmlns:cx="http://schemas.microsoft.com/office/drawing/2014/chartex" xmlns:cx1="http://schemas.microsoft.com/office/drawing/2015/9/8/chartex" xmlns:cx2="http://schemas.microsoft.com/office/drawing/2015/10/21/chartex" xmlns:cx3="http://schemas.microsoft.com/office/drawing/2016/5/9/chartex" xmlns:cx4="http://schemas.microsoft.com/office/drawing/2016/5/10/chartex" xmlns:cx5="http://schemas.microsoft.com/office/drawing/2016/5/11/chartex" xmlns:cx6="http://schemas.microsoft.com/office/drawing/2016/5/12/chartex" xmlns:cx7="http://schemas.microsoft.com/office/drawing/2016/5/13/chartex" xmlns:cx8="http://schemas.microsoft.com/office/drawing/2016/5/14/chartex" xmlns:mc="http://schemas.openxmlformats.org/markup-compatibility/2006" xmlns:aink="http://schemas.microsoft.com/office/drawing/2016/ink" xmlns:am3d="http://schemas.microsoft.com/office/drawing/2017/model3d" xmlns:o="urn:schemas-microsoft-com:office:office" xmlns:oel="http://schemas.microsoft.com/office/2019/extlst" xmlns:r="http://schemas.openxmlformats.org/officeDocument/2006/relationships" xmlns:m="http://schemas.openxmlformats.org/officeDocument/2006/math" xmlns:v="urn:schemas-microsoft-com:vml" xmlns:wp14="http://schemas.microsoft.com/office/word/2010/wordprocessingDrawing" xmlns:wp="http://schemas.openxmlformats.org/drawingml/2006/wordprocessingDrawing" xmlns:w10="urn:schemas-microsoft-com:office:word" xmlns:w="http://schemas.openxmlformats.org/wordprocessingml/2006/main" xmlns:w14="http://schemas.microsoft.com/office/word/2010/wordml" xmlns:w15="http://schemas.microsoft.com/office/word/2012/wordml" xmlns:w16cex="http://schemas.microsoft.com/office/word/2018/wordml/cex" xmlns:w16cid="http://schemas.microsoft.com/office/word/2016/wordml/cid" xmlns:w16="http://schemas.microsoft.com/office/word/2018/wordml" xmlns:w16du="http://schemas.microsoft.com/office/word/2023/wordml/word16du" xmlns:w16sdtdh="http://schemas.microsoft.com/office/word/2020/wordml/sdtdatahash" xmlns:w16sdtfl="http://schemas.microsoft.com/office/word/2024/wordml/sdtformatlock" xmlns:w16se="http://schemas.microsoft.com/office/word/2015/wordml/symex" xmlns:wpg="http://schemas.microsoft.com/office/word/2010/wordprocessingGroup" xmlns:wpi="http://schemas.microsoft.com/office/word/2010/wordprocessingInk" xmlns:wne="http://schemas.microsoft.com/office/word/2006/wordml" xmlns:wps="http://schemas.microsoft.com/office/word/2010/wordprocessingShape" mc:Ignorable="w14 w15 w16se w16cid w16 w16cex w16sdtdh w16sdtfl w16du wp14">
   <w:footnote w:type="separator" w:id="-1">
     <w:p>
       <w:pPr>
@@ -5360,7 +5360,7 @@
 </file>
 
 <file path=word/header1.xml><?xml version="1.0" encoding="utf-8"?>
-<w:hdr xmlns:wpc="http://schemas.microsoft.com/office/word/2010/wordprocessingCanvas" xmlns:cx="http://schemas.microsoft.com/office/drawing/2014/chartex" xmlns:cx1="http://schemas.microsoft.com/office/drawing/2015/9/8/chartex" xmlns:cx2="http://schemas.microsoft.com/office/drawing/2015/10/21/chartex" xmlns:cx3="http://schemas.microsoft.com/office/drawing/2016/5/9/chartex" xmlns:cx4="http://schemas.microsoft.com/office/drawing/2016/5/10/chartex" xmlns:cx5="http://schemas.microsoft.com/office/drawing/2016/5/11/chartex" xmlns:cx6="http://schemas.microsoft.com/office/drawing/2016/5/12/chartex" xmlns:cx7="http://schemas.microsoft.com/office/drawing/2016/5/13/chartex" xmlns:cx8="http://schemas.microsoft.com/office/drawing/2016/5/14/chartex" xmlns:mc="http://schemas.openxmlformats.org/markup-compatibility/2006" xmlns:aink="http://schemas.microsoft.com/office/drawing/2016/ink" xmlns:am3d="http://schemas.microsoft.com/office/drawing/2017/model3d" xmlns:o="urn:schemas-microsoft-com:office:office" xmlns:oel="http://schemas.microsoft.com/office/2019/extlst" xmlns:r="http://schemas.openxmlformats.org/officeDocument/2006/relationships" xmlns:m="http://schemas.openxmlformats.org/officeDocument/2006/math" xmlns:v="urn:schemas-microsoft-com:vml" xmlns:wp14="http://schemas.microsoft.com/office/word/2010/wordprocessingDrawing" xmlns:wp="http://schemas.openxmlformats.org/drawingml/2006/wordprocessingDrawing" xmlns:w10="urn:schemas-microsoft-com:office:word" xmlns:w="http://schemas.openxmlformats.org/wordprocessingml/2006/main" xmlns:w14="http://schemas.microsoft.com/office/word/2010/wordml" xmlns:w15="http://schemas.microsoft.com/office/word/2012/wordml" xmlns:w16cex="http://schemas.microsoft.com/office/word/2018/wordml/cex" xmlns:w16cid="http://schemas.microsoft.com/office/word/2016/wordml/cid" xmlns:w16="http://schemas.microsoft.com/office/word/2018/wordml" xmlns:w16sdtdh="http://schemas.microsoft.com/office/word/2020/wordml/sdtdatahash" xmlns:w16se="http://schemas.microsoft.com/office/word/2015/wordml/symex" xmlns:wpg="http://schemas.microsoft.com/office/word/2010/wordprocessingGroup" xmlns:wpi="http://schemas.microsoft.com/office/word/2010/wordprocessingInk" xmlns:wne="http://schemas.microsoft.com/office/word/2006/wordml" xmlns:wps="http://schemas.microsoft.com/office/word/2010/wordprocessingShape" mc:Ignorable="w14 w15 w16se w16cid w16 w16cex w16sdtdh wp14">
+<w:hdr xmlns:wpc="http://schemas.microsoft.com/office/word/2010/wordprocessingCanvas" xmlns:cx="http://schemas.microsoft.com/office/drawing/2014/chartex" xmlns:cx1="http://schemas.microsoft.com/office/drawing/2015/9/8/chartex" xmlns:cx2="http://schemas.microsoft.com/office/drawing/2015/10/21/chartex" xmlns:cx3="http://schemas.microsoft.com/office/drawing/2016/5/9/chartex" xmlns:cx4="http://schemas.microsoft.com/office/drawing/2016/5/10/chartex" xmlns:cx5="http://schemas.microsoft.com/office/drawing/2016/5/11/chartex" xmlns:cx6="http://schemas.microsoft.com/office/drawing/2016/5/12/chartex" xmlns:cx7="http://schemas.microsoft.com/office/drawing/2016/5/13/chartex" xmlns:cx8="http://schemas.microsoft.com/office/drawing/2016/5/14/chartex" xmlns:mc="http://schemas.openxmlformats.org/markup-compatibility/2006" xmlns:aink="http://schemas.microsoft.com/office/drawing/2016/ink" xmlns:am3d="http://schemas.microsoft.com/office/drawing/2017/model3d" xmlns:o="urn:schemas-microsoft-com:office:office" xmlns:oel="http://schemas.microsoft.com/office/2019/extlst" xmlns:r="http://schemas.openxmlformats.org/officeDocument/2006/relationships" xmlns:m="http://schemas.openxmlformats.org/officeDocument/2006/math" xmlns:v="urn:schemas-microsoft-com:vml" xmlns:wp14="http://schemas.microsoft.com/office/word/2010/wordprocessingDrawing" xmlns:wp="http://schemas.openxmlformats.org/drawingml/2006/wordprocessingDrawing" xmlns:w10="urn:schemas-microsoft-com:office:word" xmlns:w="http://schemas.openxmlformats.org/wordprocessingml/2006/main" xmlns:w14="http://schemas.microsoft.com/office/word/2010/wordml" xmlns:w15="http://schemas.microsoft.com/office/word/2012/wordml" xmlns:w16cex="http://schemas.microsoft.com/office/word/2018/wordml/cex" xmlns:w16cid="http://schemas.microsoft.com/office/word/2016/wordml/cid" xmlns:w16="http://schemas.microsoft.com/office/word/2018/wordml" xmlns:w16du="http://schemas.microsoft.com/office/word/2023/wordml/word16du" xmlns:w16sdtdh="http://schemas.microsoft.com/office/word/2020/wordml/sdtdatahash" xmlns:w16sdtfl="http://schemas.microsoft.com/office/word/2024/wordml/sdtformatlock" xmlns:w16se="http://schemas.microsoft.com/office/word/2015/wordml/symex" xmlns:wpg="http://schemas.microsoft.com/office/word/2010/wordprocessingGroup" xmlns:wpi="http://schemas.microsoft.com/office/word/2010/wordprocessingInk" xmlns:wne="http://schemas.microsoft.com/office/word/2006/wordml" xmlns:wps="http://schemas.microsoft.com/office/word/2010/wordprocessingShape" mc:Ignorable="w14 w15 w16se w16cid w16 w16cex w16sdtdh w16sdtfl w16du wp14">
   <w:p>
     <w:pPr>
       <w:pStyle w:val="Header"/>
@@ -5370,7 +5370,7 @@
 </file>
 
 <file path=word/header2.xml><?xml version="1.0" encoding="utf-8"?>
-<w:hdr xmlns:wpc="http://schemas.microsoft.com/office/word/2010/wordprocessingCanvas" xmlns:cx="http://schemas.microsoft.com/office/drawing/2014/chartex" xmlns:cx1="http://schemas.microsoft.com/office/drawing/2015/9/8/chartex" xmlns:cx2="http://schemas.microsoft.com/office/drawing/2015/10/21/chartex" xmlns:cx3="http://schemas.microsoft.com/office/drawing/2016/5/9/chartex" xmlns:cx4="http://schemas.microsoft.com/office/drawing/2016/5/10/chartex" xmlns:cx5="http://schemas.microsoft.com/office/drawing/2016/5/11/chartex" xmlns:cx6="http://schemas.microsoft.com/office/drawing/2016/5/12/chartex" xmlns:cx7="http://schemas.microsoft.com/office/drawing/2016/5/13/chartex" xmlns:cx8="http://schemas.microsoft.com/office/drawing/2016/5/14/chartex" xmlns:mc="http://schemas.openxmlformats.org/markup-compatibility/2006" xmlns:aink="http://schemas.microsoft.com/office/drawing/2016/ink" xmlns:am3d="http://schemas.microsoft.com/office/drawing/2017/model3d" xmlns:o="urn:schemas-microsoft-com:office:office" xmlns:oel="http://schemas.microsoft.com/office/2019/extlst" xmlns:r="http://schemas.openxmlformats.org/officeDocument/2006/relationships" xmlns:m="http://schemas.openxmlformats.org/officeDocument/2006/math" xmlns:v="urn:schemas-microsoft-com:vml" xmlns:wp14="http://schemas.microsoft.com/office/word/2010/wordprocessingDrawing" xmlns:wp="http://schemas.openxmlformats.org/drawingml/2006/wordprocessingDrawing" xmlns:w10="urn:schemas-microsoft-com:office:word" xmlns:w="http://schemas.openxmlformats.org/wordprocessingml/2006/main" xmlns:w14="http://schemas.microsoft.com/office/word/2010/wordml" xmlns:w15="http://schemas.microsoft.com/office/word/2012/wordml" xmlns:w16cex="http://schemas.microsoft.com/office/word/2018/wordml/cex" xmlns:w16cid="http://schemas.microsoft.com/office/word/2016/wordml/cid" xmlns:w16="http://schemas.microsoft.com/office/word/2018/wordml" xmlns:w16sdtdh="http://schemas.microsoft.com/office/word/2020/wordml/sdtdatahash" xmlns:w16se="http://schemas.microsoft.com/office/word/2015/wordml/symex" xmlns:wpg="http://schemas.microsoft.com/office/word/2010/wordprocessingGroup" xmlns:wpi="http://schemas.microsoft.com/office/word/2010/wordprocessingInk" xmlns:wne="http://schemas.microsoft.com/office/word/2006/wordml" xmlns:wps="http://schemas.microsoft.com/office/word/2010/wordprocessingShape" mc:Ignorable="w14 w15 w16se w16cid w16 w16cex w16sdtdh wp14">
+<w:hdr xmlns:wpc="http://schemas.microsoft.com/office/word/2010/wordprocessingCanvas" xmlns:cx="http://schemas.microsoft.com/office/drawing/2014/chartex" xmlns:cx1="http://schemas.microsoft.com/office/drawing/2015/9/8/chartex" xmlns:cx2="http://schemas.microsoft.com/office/drawing/2015/10/21/chartex" xmlns:cx3="http://schemas.microsoft.com/office/drawing/2016/5/9/chartex" xmlns:cx4="http://schemas.microsoft.com/office/drawing/2016/5/10/chartex" xmlns:cx5="http://schemas.microsoft.com/office/drawing/2016/5/11/chartex" xmlns:cx6="http://schemas.microsoft.com/office/drawing/2016/5/12/chartex" xmlns:cx7="http://schemas.microsoft.com/office/drawing/2016/5/13/chartex" xmlns:cx8="http://schemas.microsoft.com/office/drawing/2016/5/14/chartex" xmlns:mc="http://schemas.openxmlformats.org/markup-compatibility/2006" xmlns:aink="http://schemas.microsoft.com/office/drawing/2016/ink" xmlns:am3d="http://schemas.microsoft.com/office/drawing/2017/model3d" xmlns:o="urn:schemas-microsoft-com:office:office" xmlns:oel="http://schemas.microsoft.com/office/2019/extlst" xmlns:r="http://schemas.openxmlformats.org/officeDocument/2006/relationships" xmlns:m="http://schemas.openxmlformats.org/officeDocument/2006/math" xmlns:v="urn:schemas-microsoft-com:vml" xmlns:wp14="http://schemas.microsoft.com/office/word/2010/wordprocessingDrawing" xmlns:wp="http://schemas.openxmlformats.org/drawingml/2006/wordprocessingDrawing" xmlns:w10="urn:schemas-microsoft-com:office:word" xmlns:w="http://schemas.openxmlformats.org/wordprocessingml/2006/main" xmlns:w14="http://schemas.microsoft.com/office/word/2010/wordml" xmlns:w15="http://schemas.microsoft.com/office/word/2012/wordml" xmlns:w16cex="http://schemas.microsoft.com/office/word/2018/wordml/cex" xmlns:w16cid="http://schemas.microsoft.com/office/word/2016/wordml/cid" xmlns:w16="http://schemas.microsoft.com/office/word/2018/wordml" xmlns:w16du="http://schemas.microsoft.com/office/word/2023/wordml/word16du" xmlns:w16sdtdh="http://schemas.microsoft.com/office/word/2020/wordml/sdtdatahash" xmlns:w16sdtfl="http://schemas.microsoft.com/office/word/2024/wordml/sdtformatlock" xmlns:w16se="http://schemas.microsoft.com/office/word/2015/wordml/symex" xmlns:wpg="http://schemas.microsoft.com/office/word/2010/wordprocessingGroup" xmlns:wpi="http://schemas.microsoft.com/office/word/2010/wordprocessingInk" xmlns:wne="http://schemas.microsoft.com/office/word/2006/wordml" xmlns:wps="http://schemas.microsoft.com/office/word/2010/wordprocessingShape" mc:Ignorable="w14 w15 w16se w16cid w16 w16cex w16sdtdh w16sdtfl w16du wp14">
   <w:p>
     <w:pPr>
       <w:pStyle w:val="Header"/>
@@ -5380,7 +5380,7 @@
 </file>
 
 <file path=word/header3.xml><?xml version="1.0" encoding="utf-8"?>
-<w:hdr xmlns:wpc="http://schemas.microsoft.com/office/word/2010/wordprocessingCanvas" xmlns:cx="http://schemas.microsoft.com/office/drawing/2014/chartex" xmlns:cx1="http://schemas.microsoft.com/office/drawing/2015/9/8/chartex" xmlns:cx2="http://schemas.microsoft.com/office/drawing/2015/10/21/chartex" xmlns:cx3="http://schemas.microsoft.com/office/drawing/2016/5/9/chartex" xmlns:cx4="http://schemas.microsoft.com/office/drawing/2016/5/10/chartex" xmlns:cx5="http://schemas.microsoft.com/office/drawing/2016/5/11/chartex" xmlns:cx6="http://schemas.microsoft.com/office/drawing/2016/5/12/chartex" xmlns:cx7="http://schemas.microsoft.com/office/drawing/2016/5/13/chartex" xmlns:cx8="http://schemas.microsoft.com/office/drawing/2016/5/14/chartex" xmlns:mc="http://schemas.openxmlformats.org/markup-compatibility/2006" xmlns:aink="http://schemas.microsoft.com/office/drawing/2016/ink" xmlns:am3d="http://schemas.microsoft.com/office/drawing/2017/model3d" xmlns:o="urn:schemas-microsoft-com:office:office" xmlns:oel="http://schemas.microsoft.com/office/2019/extlst" xmlns:r="http://schemas.openxmlformats.org/officeDocument/2006/relationships" xmlns:m="http://schemas.openxmlformats.org/officeDocument/2006/math" xmlns:v="urn:schemas-microsoft-com:vml" xmlns:wp14="http://schemas.microsoft.com/office/word/2010/wordprocessingDrawing" xmlns:wp="http://schemas.openxmlformats.org/drawingml/2006/wordprocessingDrawing" xmlns:w10="urn:schemas-microsoft-com:office:word" xmlns:w="http://schemas.openxmlformats.org/wordprocessingml/2006/main" xmlns:w14="http://schemas.microsoft.com/office/word/2010/wordml" xmlns:w15="http://schemas.microsoft.com/office/word/2012/wordml" xmlns:w16cex="http://schemas.microsoft.com/office/word/2018/wordml/cex" xmlns:w16cid="http://schemas.microsoft.com/office/word/2016/wordml/cid" xmlns:w16="http://schemas.microsoft.com/office/word/2018/wordml" xmlns:w16sdtdh="http://schemas.microsoft.com/office/word/2020/wordml/sdtdatahash" xmlns:w16se="http://schemas.microsoft.com/office/word/2015/wordml/symex" xmlns:wpg="http://schemas.microsoft.com/office/word/2010/wordprocessingGroup" xmlns:wpi="http://schemas.microsoft.com/office/word/2010/wordprocessingInk" xmlns:wne="http://schemas.microsoft.com/office/word/2006/wordml" xmlns:wps="http://schemas.microsoft.com/office/word/2010/wordprocessingShape" mc:Ignorable="w14 w15 w16se w16cid w16 w16cex w16sdtdh wp14">
+<w:hdr xmlns:wpc="http://schemas.microsoft.com/office/word/2010/wordprocessingCanvas" xmlns:cx="http://schemas.microsoft.com/office/drawing/2014/chartex" xmlns:cx1="http://schemas.microsoft.com/office/drawing/2015/9/8/chartex" xmlns:cx2="http://schemas.microsoft.com/office/drawing/2015/10/21/chartex" xmlns:cx3="http://schemas.microsoft.com/office/drawing/2016/5/9/chartex" xmlns:cx4="http://schemas.microsoft.com/office/drawing/2016/5/10/chartex" xmlns:cx5="http://schemas.microsoft.com/office/drawing/2016/5/11/chartex" xmlns:cx6="http://schemas.microsoft.com/office/drawing/2016/5/12/chartex" xmlns:cx7="http://schemas.microsoft.com/office/drawing/2016/5/13/chartex" xmlns:cx8="http://schemas.microsoft.com/office/drawing/2016/5/14/chartex" xmlns:mc="http://schemas.openxmlformats.org/markup-compatibility/2006" xmlns:aink="http://schemas.microsoft.com/office/drawing/2016/ink" xmlns:am3d="http://schemas.microsoft.com/office/drawing/2017/model3d" xmlns:o="urn:schemas-microsoft-com:office:office" xmlns:oel="http://schemas.microsoft.com/office/2019/extlst" xmlns:r="http://schemas.openxmlformats.org/officeDocument/2006/relationships" xmlns:m="http://schemas.openxmlformats.org/officeDocument/2006/math" xmlns:v="urn:schemas-microsoft-com:vml" xmlns:wp14="http://schemas.microsoft.com/office/word/2010/wordprocessingDrawing" xmlns:wp="http://schemas.openxmlformats.org/drawingml/2006/wordprocessingDrawing" xmlns:w10="urn:schemas-microsoft-com:office:word" xmlns:w="http://schemas.openxmlformats.org/wordprocessingml/2006/main" xmlns:w14="http://schemas.microsoft.com/office/word/2010/wordml" xmlns:w15="http://schemas.microsoft.com/office/word/2012/wordml" xmlns:w16cex="http://schemas.microsoft.com/office/word/2018/wordml/cex" xmlns:w16cid="http://schemas.microsoft.com/office/word/2016/wordml/cid" xmlns:w16="http://schemas.microsoft.com/office/word/2018/wordml" xmlns:w16du="http://schemas.microsoft.com/office/word/2023/wordml/word16du" xmlns:w16sdtdh="http://schemas.microsoft.com/office/word/2020/wordml/sdtdatahash" xmlns:w16sdtfl="http://schemas.microsoft.com/office/word/2024/wordml/sdtformatlock" xmlns:w16se="http://schemas.microsoft.com/office/word/2015/wordml/symex" xmlns:wpg="http://schemas.microsoft.com/office/word/2010/wordprocessingGroup" xmlns:wpi="http://schemas.microsoft.com/office/word/2010/wordprocessingInk" xmlns:wne="http://schemas.microsoft.com/office/word/2006/wordml" xmlns:wps="http://schemas.microsoft.com/office/word/2010/wordprocessingShape" mc:Ignorable="w14 w15 w16se w16cid w16 w16cex w16sdtdh w16sdtfl w16du wp14">
   <w:p>
     <w:pPr>
       <w:pStyle w:val="Header"/>
@@ -5459,7 +5459,7 @@
 </file>
 
 <file path=word/header4.xml><?xml version="1.0" encoding="utf-8"?>
-<w:hdr xmlns:wpc="http://schemas.microsoft.com/office/word/2010/wordprocessingCanvas" xmlns:cx="http://schemas.microsoft.com/office/drawing/2014/chartex" xmlns:cx1="http://schemas.microsoft.com/office/drawing/2015/9/8/chartex" xmlns:cx2="http://schemas.microsoft.com/office/drawing/2015/10/21/chartex" xmlns:cx3="http://schemas.microsoft.com/office/drawing/2016/5/9/chartex" xmlns:cx4="http://schemas.microsoft.com/office/drawing/2016/5/10/chartex" xmlns:cx5="http://schemas.microsoft.com/office/drawing/2016/5/11/chartex" xmlns:cx6="http://schemas.microsoft.com/office/drawing/2016/5/12/chartex" xmlns:cx7="http://schemas.microsoft.com/office/drawing/2016/5/13/chartex" xmlns:cx8="http://schemas.microsoft.com/office/drawing/2016/5/14/chartex" xmlns:mc="http://schemas.openxmlformats.org/markup-compatibility/2006" xmlns:aink="http://schemas.microsoft.com/office/drawing/2016/ink" xmlns:am3d="http://schemas.microsoft.com/office/drawing/2017/model3d" xmlns:o="urn:schemas-microsoft-com:office:office" xmlns:oel="http://schemas.microsoft.com/office/2019/extlst" xmlns:r="http://schemas.openxmlformats.org/officeDocument/2006/relationships" xmlns:m="http://schemas.openxmlformats.org/officeDocument/2006/math" xmlns:v="urn:schemas-microsoft-com:vml" xmlns:wp14="http://schemas.microsoft.com/office/word/2010/wordprocessingDrawing" xmlns:wp="http://schemas.openxmlformats.org/drawingml/2006/wordprocessingDrawing" xmlns:w10="urn:schemas-microsoft-com:office:word" xmlns:w="http://schemas.openxmlformats.org/wordprocessingml/2006/main" xmlns:w14="http://schemas.microsoft.com/office/word/2010/wordml" xmlns:w15="http://schemas.microsoft.com/office/word/2012/wordml" xmlns:w16cex="http://schemas.microsoft.com/office/word/2018/wordml/cex" xmlns:w16cid="http://schemas.microsoft.com/office/word/2016/wordml/cid" xmlns:w16="http://schemas.microsoft.com/office/word/2018/wordml" xmlns:w16sdtdh="http://schemas.microsoft.com/office/word/2020/wordml/sdtdatahash" xmlns:w16se="http://schemas.microsoft.com/office/word/2015/wordml/symex" xmlns:wpg="http://schemas.microsoft.com/office/word/2010/wordprocessingGroup" xmlns:wpi="http://schemas.microsoft.com/office/word/2010/wordprocessingInk" xmlns:wne="http://schemas.microsoft.com/office/word/2006/wordml" xmlns:wps="http://schemas.microsoft.com/office/word/2010/wordprocessingShape" mc:Ignorable="w14 w15 w16se w16cid w16 w16cex w16sdtdh wp14">
+<w:hdr xmlns:wpc="http://schemas.microsoft.com/office/word/2010/wordprocessingCanvas" xmlns:cx="http://schemas.microsoft.com/office/drawing/2014/chartex" xmlns:cx1="http://schemas.microsoft.com/office/drawing/2015/9/8/chartex" xmlns:cx2="http://schemas.microsoft.com/office/drawing/2015/10/21/chartex" xmlns:cx3="http://schemas.microsoft.com/office/drawing/2016/5/9/chartex" xmlns:cx4="http://schemas.microsoft.com/office/drawing/2016/5/10/chartex" xmlns:cx5="http://schemas.microsoft.com/office/drawing/2016/5/11/chartex" xmlns:cx6="http://schemas.microsoft.com/office/drawing/2016/5/12/chartex" xmlns:cx7="http://schemas.microsoft.com/office/drawing/2016/5/13/chartex" xmlns:cx8="http://schemas.microsoft.com/office/drawing/2016/5/14/chartex" xmlns:mc="http://schemas.openxmlformats.org/markup-compatibility/2006" xmlns:aink="http://schemas.microsoft.com/office/drawing/2016/ink" xmlns:am3d="http://schemas.microsoft.com/office/drawing/2017/model3d" xmlns:o="urn:schemas-microsoft-com:office:office" xmlns:oel="http://schemas.microsoft.com/office/2019/extlst" xmlns:r="http://schemas.openxmlformats.org/officeDocument/2006/relationships" xmlns:m="http://schemas.openxmlformats.org/officeDocument/2006/math" xmlns:v="urn:schemas-microsoft-com:vml" xmlns:wp14="http://schemas.microsoft.com/office/word/2010/wordprocessingDrawing" xmlns:wp="http://schemas.openxmlformats.org/drawingml/2006/wordprocessingDrawing" xmlns:w10="urn:schemas-microsoft-com:office:word" xmlns:w="http://schemas.openxmlformats.org/wordprocessingml/2006/main" xmlns:w14="http://schemas.microsoft.com/office/word/2010/wordml" xmlns:w15="http://schemas.microsoft.com/office/word/2012/wordml" xmlns:w16cex="http://schemas.microsoft.com/office/word/2018/wordml/cex" xmlns:w16cid="http://schemas.microsoft.com/office/word/2016/wordml/cid" xmlns:w16="http://schemas.microsoft.com/office/word/2018/wordml" xmlns:w16du="http://schemas.microsoft.com/office/word/2023/wordml/word16du" xmlns:w16sdtdh="http://schemas.microsoft.com/office/word/2020/wordml/sdtdatahash" xmlns:w16sdtfl="http://schemas.microsoft.com/office/word/2024/wordml/sdtformatlock" xmlns:w16se="http://schemas.microsoft.com/office/word/2015/wordml/symex" xmlns:wpg="http://schemas.microsoft.com/office/word/2010/wordprocessingGroup" xmlns:wpi="http://schemas.microsoft.com/office/word/2010/wordprocessingInk" xmlns:wne="http://schemas.microsoft.com/office/word/2006/wordml" xmlns:wps="http://schemas.microsoft.com/office/word/2010/wordprocessingShape" mc:Ignorable="w14 w15 w16se w16cid w16 w16cex w16sdtdh w16sdtfl w16du wp14">
   <w:p>
     <w:pPr>
       <w:pStyle w:val="Header"/>
@@ -5469,7 +5469,7 @@
 </file>
 
 <file path=word/header5.xml><?xml version="1.0" encoding="utf-8"?>
-<w:hdr xmlns:wpc="http://schemas.microsoft.com/office/word/2010/wordprocessingCanvas" xmlns:cx="http://schemas.microsoft.com/office/drawing/2014/chartex" xmlns:cx1="http://schemas.microsoft.com/office/drawing/2015/9/8/chartex" xmlns:cx2="http://schemas.microsoft.com/office/drawing/2015/10/21/chartex" xmlns:cx3="http://schemas.microsoft.com/office/drawing/2016/5/9/chartex" xmlns:cx4="http://schemas.microsoft.com/office/drawing/2016/5/10/chartex" xmlns:cx5="http://schemas.microsoft.com/office/drawing/2016/5/11/chartex" xmlns:cx6="http://schemas.microsoft.com/office/drawing/2016/5/12/chartex" xmlns:cx7="http://schemas.microsoft.com/office/drawing/2016/5/13/chartex" xmlns:cx8="http://schemas.microsoft.com/office/drawing/2016/5/14/chartex" xmlns:mc="http://schemas.openxmlformats.org/markup-compatibility/2006" xmlns:aink="http://schemas.microsoft.com/office/drawing/2016/ink" xmlns:am3d="http://schemas.microsoft.com/office/drawing/2017/model3d" xmlns:o="urn:schemas-microsoft-com:office:office" xmlns:oel="http://schemas.microsoft.com/office/2019/extlst" xmlns:r="http://schemas.openxmlformats.org/officeDocument/2006/relationships" xmlns:m="http://schemas.openxmlformats.org/officeDocument/2006/math" xmlns:v="urn:schemas-microsoft-com:vml" xmlns:wp14="http://schemas.microsoft.com/office/word/2010/wordprocessingDrawing" xmlns:wp="http://schemas.openxmlformats.org/drawingml/2006/wordprocessingDrawing" xmlns:w10="urn:schemas-microsoft-com:office:word" xmlns:w="http://schemas.openxmlformats.org/wordprocessingml/2006/main" xmlns:w14="http://schemas.microsoft.com/office/word/2010/wordml" xmlns:w15="http://schemas.microsoft.com/office/word/2012/wordml" xmlns:w16cex="http://schemas.microsoft.com/office/word/2018/wordml/cex" xmlns:w16cid="http://schemas.microsoft.com/office/word/2016/wordml/cid" xmlns:w16="http://schemas.microsoft.com/office/word/2018/wordml" xmlns:w16sdtdh="http://schemas.microsoft.com/office/word/2020/wordml/sdtdatahash" xmlns:w16se="http://schemas.microsoft.com/office/word/2015/wordml/symex" xmlns:wpg="http://schemas.microsoft.com/office/word/2010/wordprocessingGroup" xmlns:wpi="http://schemas.microsoft.com/office/word/2010/wordprocessingInk" xmlns:wne="http://schemas.microsoft.com/office/word/2006/wordml" xmlns:wps="http://schemas.microsoft.com/office/word/2010/wordprocessingShape" mc:Ignorable="w14 w15 w16se w16cid w16 w16cex w16sdtdh wp14">
+<w:hdr xmlns:wpc="http://schemas.microsoft.com/office/word/2010/wordprocessingCanvas" xmlns:cx="http://schemas.microsoft.com/office/drawing/2014/chartex" xmlns:cx1="http://schemas.microsoft.com/office/drawing/2015/9/8/chartex" xmlns:cx2="http://schemas.microsoft.com/office/drawing/2015/10/21/chartex" xmlns:cx3="http://schemas.microsoft.com/office/drawing/2016/5/9/chartex" xmlns:cx4="http://schemas.microsoft.com/office/drawing/2016/5/10/chartex" xmlns:cx5="http://schemas.microsoft.com/office/drawing/2016/5/11/chartex" xmlns:cx6="http://schemas.microsoft.com/office/drawing/2016/5/12/chartex" xmlns:cx7="http://schemas.microsoft.com/office/drawing/2016/5/13/chartex" xmlns:cx8="http://schemas.microsoft.com/office/drawing/2016/5/14/chartex" xmlns:mc="http://schemas.openxmlformats.org/markup-compatibility/2006" xmlns:aink="http://schemas.microsoft.com/office/drawing/2016/ink" xmlns:am3d="http://schemas.microsoft.com/office/drawing/2017/model3d" xmlns:o="urn:schemas-microsoft-com:office:office" xmlns:oel="http://schemas.microsoft.com/office/2019/extlst" xmlns:r="http://schemas.openxmlformats.org/officeDocument/2006/relationships" xmlns:m="http://schemas.openxmlformats.org/officeDocument/2006/math" xmlns:v="urn:schemas-microsoft-com:vml" xmlns:wp14="http://schemas.microsoft.com/office/word/2010/wordprocessingDrawing" xmlns:wp="http://schemas.openxmlformats.org/drawingml/2006/wordprocessingDrawing" xmlns:w10="urn:schemas-microsoft-com:office:word" xmlns:w="http://schemas.openxmlformats.org/wordprocessingml/2006/main" xmlns:w14="http://schemas.microsoft.com/office/word/2010/wordml" xmlns:w15="http://schemas.microsoft.com/office/word/2012/wordml" xmlns:w16cex="http://schemas.microsoft.com/office/word/2018/wordml/cex" xmlns:w16cid="http://schemas.microsoft.com/office/word/2016/wordml/cid" xmlns:w16="http://schemas.microsoft.com/office/word/2018/wordml" xmlns:w16du="http://schemas.microsoft.com/office/word/2023/wordml/word16du" xmlns:w16sdtdh="http://schemas.microsoft.com/office/word/2020/wordml/sdtdatahash" xmlns:w16sdtfl="http://schemas.microsoft.com/office/word/2024/wordml/sdtformatlock" xmlns:w16se="http://schemas.microsoft.com/office/word/2015/wordml/symex" xmlns:wpg="http://schemas.microsoft.com/office/word/2010/wordprocessingGroup" xmlns:wpi="http://schemas.microsoft.com/office/word/2010/wordprocessingInk" xmlns:wne="http://schemas.microsoft.com/office/word/2006/wordml" xmlns:wps="http://schemas.microsoft.com/office/word/2010/wordprocessingShape" mc:Ignorable="w14 w15 w16se w16cid w16 w16cex w16sdtdh w16sdtfl w16du wp14">
   <w:p>
     <w:pPr>
       <w:pStyle w:val="Header"/>
@@ -5480,7 +5480,7 @@
 </file>
 
 <file path=word/header6.xml><?xml version="1.0" encoding="utf-8"?>
-<w:hdr xmlns:wpc="http://schemas.microsoft.com/office/word/2010/wordprocessingCanvas" xmlns:cx="http://schemas.microsoft.com/office/drawing/2014/chartex" xmlns:cx1="http://schemas.microsoft.com/office/drawing/2015/9/8/chartex" xmlns:cx2="http://schemas.microsoft.com/office/drawing/2015/10/21/chartex" xmlns:cx3="http://schemas.microsoft.com/office/drawing/2016/5/9/chartex" xmlns:cx4="http://schemas.microsoft.com/office/drawing/2016/5/10/chartex" xmlns:cx5="http://schemas.microsoft.com/office/drawing/2016/5/11/chartex" xmlns:cx6="http://schemas.microsoft.com/office/drawing/2016/5/12/chartex" xmlns:cx7="http://schemas.microsoft.com/office/drawing/2016/5/13/chartex" xmlns:cx8="http://schemas.microsoft.com/office/drawing/2016/5/14/chartex" xmlns:mc="http://schemas.openxmlformats.org/markup-compatibility/2006" xmlns:aink="http://schemas.microsoft.com/office/drawing/2016/ink" xmlns:am3d="http://schemas.microsoft.com/office/drawing/2017/model3d" xmlns:o="urn:schemas-microsoft-com:office:office" xmlns:oel="http://schemas.microsoft.com/office/2019/extlst" xmlns:r="http://schemas.openxmlformats.org/officeDocument/2006/relationships" xmlns:m="http://schemas.openxmlformats.org/officeDocument/2006/math" xmlns:v="urn:schemas-microsoft-com:vml" xmlns:wp14="http://schemas.microsoft.com/office/word/2010/wordprocessingDrawing" xmlns:wp="http://schemas.openxmlformats.org/drawingml/2006/wordprocessingDrawing" xmlns:w10="urn:schemas-microsoft-com:office:word" xmlns:w="http://schemas.openxmlformats.org/wordprocessingml/2006/main" xmlns:w14="http://schemas.microsoft.com/office/word/2010/wordml" xmlns:w15="http://schemas.microsoft.com/office/word/2012/wordml" xmlns:w16cex="http://schemas.microsoft.com/office/word/2018/wordml/cex" xmlns:w16cid="http://schemas.microsoft.com/office/word/2016/wordml/cid" xmlns:w16="http://schemas.microsoft.com/office/word/2018/wordml" xmlns:w16sdtdh="http://schemas.microsoft.com/office/word/2020/wordml/sdtdatahash" xmlns:w16se="http://schemas.microsoft.com/office/word/2015/wordml/symex" xmlns:wpg="http://schemas.microsoft.com/office/word/2010/wordprocessingGroup" xmlns:wpi="http://schemas.microsoft.com/office/word/2010/wordprocessingInk" xmlns:wne="http://schemas.microsoft.com/office/word/2006/wordml" xmlns:wps="http://schemas.microsoft.com/office/word/2010/wordprocessingShape" mc:Ignorable="w14 w15 w16se w16cid w16 w16cex w16sdtdh wp14">
+<w:hdr xmlns:wpc="http://schemas.microsoft.com/office/word/2010/wordprocessingCanvas" xmlns:cx="http://schemas.microsoft.com/office/drawing/2014/chartex" xmlns:cx1="http://schemas.microsoft.com/office/drawing/2015/9/8/chartex" xmlns:cx2="http://schemas.microsoft.com/office/drawing/2015/10/21/chartex" xmlns:cx3="http://schemas.microsoft.com/office/drawing/2016/5/9/chartex" xmlns:cx4="http://schemas.microsoft.com/office/drawing/2016/5/10/chartex" xmlns:cx5="http://schemas.microsoft.com/office/drawing/2016/5/11/chartex" xmlns:cx6="http://schemas.microsoft.com/office/drawing/2016/5/12/chartex" xmlns:cx7="http://schemas.microsoft.com/office/drawing/2016/5/13/chartex" xmlns:cx8="http://schemas.microsoft.com/office/drawing/2016/5/14/chartex" xmlns:mc="http://schemas.openxmlformats.org/markup-compatibility/2006" xmlns:aink="http://schemas.microsoft.com/office/drawing/2016/ink" xmlns:am3d="http://schemas.microsoft.com/office/drawing/2017/model3d" xmlns:o="urn:schemas-microsoft-com:office:office" xmlns:oel="http://schemas.microsoft.com/office/2019/extlst" xmlns:r="http://schemas.openxmlformats.org/officeDocument/2006/relationships" xmlns:m="http://schemas.openxmlformats.org/officeDocument/2006/math" xmlns:v="urn:schemas-microsoft-com:vml" xmlns:wp14="http://schemas.microsoft.com/office/word/2010/wordprocessingDrawing" xmlns:wp="http://schemas.openxmlformats.org/drawingml/2006/wordprocessingDrawing" xmlns:w10="urn:schemas-microsoft-com:office:word" xmlns:w="http://schemas.openxmlformats.org/wordprocessingml/2006/main" xmlns:w14="http://schemas.microsoft.com/office/word/2010/wordml" xmlns:w15="http://schemas.microsoft.com/office/word/2012/wordml" xmlns:w16cex="http://schemas.microsoft.com/office/word/2018/wordml/cex" xmlns:w16cid="http://schemas.microsoft.com/office/word/2016/wordml/cid" xmlns:w16="http://schemas.microsoft.com/office/word/2018/wordml" xmlns:w16du="http://schemas.microsoft.com/office/word/2023/wordml/word16du" xmlns:w16sdtdh="http://schemas.microsoft.com/office/word/2020/wordml/sdtdatahash" xmlns:w16sdtfl="http://schemas.microsoft.com/office/word/2024/wordml/sdtformatlock" xmlns:w16se="http://schemas.microsoft.com/office/word/2015/wordml/symex" xmlns:wpg="http://schemas.microsoft.com/office/word/2010/wordprocessingGroup" xmlns:wpi="http://schemas.microsoft.com/office/word/2010/wordprocessingInk" xmlns:wne="http://schemas.microsoft.com/office/word/2006/wordml" xmlns:wps="http://schemas.microsoft.com/office/word/2010/wordprocessingShape" mc:Ignorable="w14 w15 w16se w16cid w16 w16cex w16sdtdh w16sdtfl w16du wp14">
   <w:p>
     <w:pPr>
       <w:pStyle w:val="SAGEHeader"/>
@@ -5490,7 +5490,7 @@
 </file>
 
 <file path=word/header7.xml><?xml version="1.0" encoding="utf-8"?>
-<w:hdr xmlns:wpc="http://schemas.microsoft.com/office/word/2010/wordprocessingCanvas" xmlns:cx="http://schemas.microsoft.com/office/drawing/2014/chartex" xmlns:cx1="http://schemas.microsoft.com/office/drawing/2015/9/8/chartex" xmlns:cx2="http://schemas.microsoft.com/office/drawing/2015/10/21/chartex" xmlns:cx3="http://schemas.microsoft.com/office/drawing/2016/5/9/chartex" xmlns:cx4="http://schemas.microsoft.com/office/drawing/2016/5/10/chartex" xmlns:cx5="http://schemas.microsoft.com/office/drawing/2016/5/11/chartex" xmlns:cx6="http://schemas.microsoft.com/office/drawing/2016/5/12/chartex" xmlns:cx7="http://schemas.microsoft.com/office/drawing/2016/5/13/chartex" xmlns:cx8="http://schemas.microsoft.com/office/drawing/2016/5/14/chartex" xmlns:mc="http://schemas.openxmlformats.org/markup-compatibility/2006" xmlns:aink="http://schemas.microsoft.com/office/drawing/2016/ink" xmlns:am3d="http://schemas.microsoft.com/office/drawing/2017/model3d" xmlns:o="urn:schemas-microsoft-com:office:office" xmlns:oel="http://schemas.microsoft.com/office/2019/extlst" xmlns:r="http://schemas.openxmlformats.org/officeDocument/2006/relationships" xmlns:m="http://schemas.openxmlformats.org/officeDocument/2006/math" xmlns:v="urn:schemas-microsoft-com:vml" xmlns:wp14="http://schemas.microsoft.com/office/word/2010/wordprocessingDrawing" xmlns:wp="http://schemas.openxmlformats.org/drawingml/2006/wordprocessingDrawing" xmlns:w10="urn:schemas-microsoft-com:office:word" xmlns:w="http://schemas.openxmlformats.org/wordprocessingml/2006/main" xmlns:w14="http://schemas.microsoft.com/office/word/2010/wordml" xmlns:w15="http://schemas.microsoft.com/office/word/2012/wordml" xmlns:w16cex="http://schemas.microsoft.com/office/word/2018/wordml/cex" xmlns:w16cid="http://schemas.microsoft.com/office/word/2016/wordml/cid" xmlns:w16="http://schemas.microsoft.com/office/word/2018/wordml" xmlns:w16sdtdh="http://schemas.microsoft.com/office/word/2020/wordml/sdtdatahash" xmlns:w16se="http://schemas.microsoft.com/office/word/2015/wordml/symex" xmlns:wpg="http://schemas.microsoft.com/office/word/2010/wordprocessingGroup" xmlns:wpi="http://schemas.microsoft.com/office/word/2010/wordprocessingInk" xmlns:wne="http://schemas.microsoft.com/office/word/2006/wordml" xmlns:wps="http://schemas.microsoft.com/office/word/2010/wordprocessingShape" mc:Ignorable="w14 w15 w16se w16cid w16 w16cex w16sdtdh wp14">
+<w:hdr xmlns:wpc="http://schemas.microsoft.com/office/word/2010/wordprocessingCanvas" xmlns:cx="http://schemas.microsoft.com/office/drawing/2014/chartex" xmlns:cx1="http://schemas.microsoft.com/office/drawing/2015/9/8/chartex" xmlns:cx2="http://schemas.microsoft.com/office/drawing/2015/10/21/chartex" xmlns:cx3="http://schemas.microsoft.com/office/drawing/2016/5/9/chartex" xmlns:cx4="http://schemas.microsoft.com/office/drawing/2016/5/10/chartex" xmlns:cx5="http://schemas.microsoft.com/office/drawing/2016/5/11/chartex" xmlns:cx6="http://schemas.microsoft.com/office/drawing/2016/5/12/chartex" xmlns:cx7="http://schemas.microsoft.com/office/drawing/2016/5/13/chartex" xmlns:cx8="http://schemas.microsoft.com/office/drawing/2016/5/14/chartex" xmlns:mc="http://schemas.openxmlformats.org/markup-compatibility/2006" xmlns:aink="http://schemas.microsoft.com/office/drawing/2016/ink" xmlns:am3d="http://schemas.microsoft.com/office/drawing/2017/model3d" xmlns:o="urn:schemas-microsoft-com:office:office" xmlns:oel="http://schemas.microsoft.com/office/2019/extlst" xmlns:r="http://schemas.openxmlformats.org/officeDocument/2006/relationships" xmlns:m="http://schemas.openxmlformats.org/officeDocument/2006/math" xmlns:v="urn:schemas-microsoft-com:vml" xmlns:wp14="http://schemas.microsoft.com/office/word/2010/wordprocessingDrawing" xmlns:wp="http://schemas.openxmlformats.org/drawingml/2006/wordprocessingDrawing" xmlns:w10="urn:schemas-microsoft-com:office:word" xmlns:w="http://schemas.openxmlformats.org/wordprocessingml/2006/main" xmlns:w14="http://schemas.microsoft.com/office/word/2010/wordml" xmlns:w15="http://schemas.microsoft.com/office/word/2012/wordml" xmlns:w16cex="http://schemas.microsoft.com/office/word/2018/wordml/cex" xmlns:w16cid="http://schemas.microsoft.com/office/word/2016/wordml/cid" xmlns:w16="http://schemas.microsoft.com/office/word/2018/wordml" xmlns:w16du="http://schemas.microsoft.com/office/word/2023/wordml/word16du" xmlns:w16sdtdh="http://schemas.microsoft.com/office/word/2020/wordml/sdtdatahash" xmlns:w16sdtfl="http://schemas.microsoft.com/office/word/2024/wordml/sdtformatlock" xmlns:w16se="http://schemas.microsoft.com/office/word/2015/wordml/symex" xmlns:wpg="http://schemas.microsoft.com/office/word/2010/wordprocessingGroup" xmlns:wpi="http://schemas.microsoft.com/office/word/2010/wordprocessingInk" xmlns:wne="http://schemas.microsoft.com/office/word/2006/wordml" xmlns:wps="http://schemas.microsoft.com/office/word/2010/wordprocessingShape" mc:Ignorable="w14 w15 w16se w16cid w16 w16cex w16sdtdh w16sdtfl w16du wp14">
   <w:p>
     <w:pPr>
       <w:pStyle w:val="Header"/>
@@ -5500,7 +5500,7 @@
 </file>
 
 <file path=word/numbering.xml><?xml version="1.0" encoding="utf-8"?>
-<w:numbering xmlns:wpc="http://schemas.microsoft.com/office/word/2010/wordprocessingCanvas" xmlns:cx="http://schemas.microsoft.com/office/drawing/2014/chartex" xmlns:cx1="http://schemas.microsoft.com/office/drawing/2015/9/8/chartex" xmlns:cx2="http://schemas.microsoft.com/office/drawing/2015/10/21/chartex" xmlns:cx3="http://schemas.microsoft.com/office/drawing/2016/5/9/chartex" xmlns:cx4="http://schemas.microsoft.com/office/drawing/2016/5/10/chartex" xmlns:cx5="http://schemas.microsoft.com/office/drawing/2016/5/11/chartex" xmlns:cx6="http://schemas.microsoft.com/office/drawing/2016/5/12/chartex" xmlns:cx7="http://schemas.microsoft.com/office/drawing/2016/5/13/chartex" xmlns:cx8="http://schemas.microsoft.com/office/drawing/2016/5/14/chartex" xmlns:mc="http://schemas.openxmlformats.org/markup-compatibility/2006" xmlns:aink="http://schemas.microsoft.com/office/drawing/2016/ink" xmlns:am3d="http://schemas.microsoft.com/office/drawing/2017/model3d" xmlns:o="urn:schemas-microsoft-com:office:office" xmlns:oel="http://schemas.microsoft.com/office/2019/extlst" xmlns:r="http://schemas.openxmlformats.org/officeDocument/2006/relationships" xmlns:m="http://schemas.openxmlformats.org/officeDocument/2006/math" xmlns:v="urn:schemas-microsoft-com:vml" xmlns:wp14="http://schemas.microsoft.com/office/word/2010/wordprocessingDrawing" xmlns:wp="http://schemas.openxmlformats.org/drawingml/2006/wordprocessingDrawing" xmlns:w10="urn:schemas-microsoft-com:office:word" xmlns:w="http://schemas.openxmlformats.org/wordprocessingml/2006/main" xmlns:w14="http://schemas.microsoft.com/office/word/2010/wordml" xmlns:w15="http://schemas.microsoft.com/office/word/2012/wordml" xmlns:w16cex="http://schemas.microsoft.com/office/word/2018/wordml/cex" xmlns:w16cid="http://schemas.microsoft.com/office/word/2016/wordml/cid" xmlns:w16="http://schemas.microsoft.com/office/word/2018/wordml" xmlns:w16sdtdh="http://schemas.microsoft.com/office/word/2020/wordml/sdtdatahash" xmlns:w16se="http://schemas.microsoft.com/office/word/2015/wordml/symex" xmlns:wpg="http://schemas.microsoft.com/office/word/2010/wordprocessingGroup" xmlns:wpi="http://schemas.microsoft.com/office/word/2010/wordprocessingInk" xmlns:wne="http://schemas.microsoft.com/office/word/2006/wordml" xmlns:wps="http://schemas.microsoft.com/office/word/2010/wordprocessingShape" mc:Ignorable="w14 w15 w16se w16cid w16 w16cex w16sdtdh wp14">
+<w:numbering xmlns:wpc="http://schemas.microsoft.com/office/word/2010/wordprocessingCanvas" xmlns:cx="http://schemas.microsoft.com/office/drawing/2014/chartex" xmlns:cx1="http://schemas.microsoft.com/office/drawing/2015/9/8/chartex" xmlns:cx2="http://schemas.microsoft.com/office/drawing/2015/10/21/chartex" xmlns:cx3="http://schemas.microsoft.com/office/drawing/2016/5/9/chartex" xmlns:cx4="http://schemas.microsoft.com/office/drawing/2016/5/10/chartex" xmlns:cx5="http://schemas.microsoft.com/office/drawing/2016/5/11/chartex" xmlns:cx6="http://schemas.microsoft.com/office/drawing/2016/5/12/chartex" xmlns:cx7="http://schemas.microsoft.com/office/drawing/2016/5/13/chartex" xmlns:cx8="http://schemas.microsoft.com/office/drawing/2016/5/14/chartex" xmlns:mc="http://schemas.openxmlformats.org/markup-compatibility/2006" xmlns:aink="http://schemas.microsoft.com/office/drawing/2016/ink" xmlns:am3d="http://schemas.microsoft.com/office/drawing/2017/model3d" xmlns:o="urn:schemas-microsoft-com:office:office" xmlns:oel="http://schemas.microsoft.com/office/2019/extlst" xmlns:r="http://schemas.openxmlformats.org/officeDocument/2006/relationships" xmlns:m="http://schemas.openxmlformats.org/officeDocument/2006/math" xmlns:v="urn:schemas-microsoft-com:vml" xmlns:wp14="http://schemas.microsoft.com/office/word/2010/wordprocessingDrawing" xmlns:wp="http://schemas.openxmlformats.org/drawingml/2006/wordprocessingDrawing" xmlns:w10="urn:schemas-microsoft-com:office:word" xmlns:w="http://schemas.openxmlformats.org/wordprocessingml/2006/main" xmlns:w14="http://schemas.microsoft.com/office/word/2010/wordml" xmlns:w15="http://schemas.microsoft.com/office/word/2012/wordml" xmlns:w16cex="http://schemas.microsoft.com/office/word/2018/wordml/cex" xmlns:w16cid="http://schemas.microsoft.com/office/word/2016/wordml/cid" xmlns:w16="http://schemas.microsoft.com/office/word/2018/wordml" xmlns:w16du="http://schemas.microsoft.com/office/word/2023/wordml/word16du" xmlns:w16sdtdh="http://schemas.microsoft.com/office/word/2020/wordml/sdtdatahash" xmlns:w16sdtfl="http://schemas.microsoft.com/office/word/2024/wordml/sdtformatlock" xmlns:w16se="http://schemas.microsoft.com/office/word/2015/wordml/symex" xmlns:wpg="http://schemas.microsoft.com/office/word/2010/wordprocessingGroup" xmlns:wpi="http://schemas.microsoft.com/office/word/2010/wordprocessingInk" xmlns:wne="http://schemas.microsoft.com/office/word/2006/wordml" xmlns:wps="http://schemas.microsoft.com/office/word/2010/wordprocessingShape" mc:Ignorable="w14 w15 w16se w16cid w16 w16cex w16sdtdh w16sdtfl w16du wp14">
   <w:numPicBullet w:numPicBulletId="0">
     <w:pict>
       <v:shapetype id="_x0000_t75" coordsize="21600,21600" o:spt="75" o:preferrelative="t" path="m@4@5l@4@11@9@11@9@5xe" filled="f" stroked="f">
@@ -5522,7 +5522,7 @@
         <v:path o:extrusionok="f" gradientshapeok="t" o:connecttype="rect"/>
         <o:lock v:ext="edit" aspectratio="t"/>
       </v:shapetype>
-      <v:shape id="_x0000_i1156" type="#_x0000_t75" style="width:20.25pt;height:20.25pt" o:bullet="t">
+      <v:shape id="_x0000_i1025" type="#_x0000_t75" style="width:20.25pt;height:20.25pt" o:bullet="t">
         <v:imagedata r:id="rId1" o:title="clip_image001"/>
       </v:shape>
     </w:pict>
@@ -8344,7 +8344,7 @@
 </file>
 
 <file path=word/styles.xml><?xml version="1.0" encoding="utf-8"?>
-<w:styles xmlns:mc="http://schemas.openxmlformats.org/markup-compatibility/2006" xmlns:r="http://schemas.openxmlformats.org/officeDocument/2006/relationships" xmlns:w="http://schemas.openxmlformats.org/wordprocessingml/2006/main" xmlns:w14="http://schemas.microsoft.com/office/word/2010/wordml" xmlns:w15="http://schemas.microsoft.com/office/word/2012/wordml" xmlns:w16cex="http://schemas.microsoft.com/office/word/2018/wordml/cex" xmlns:w16cid="http://schemas.microsoft.com/office/word/2016/wordml/cid" xmlns:w16="http://schemas.microsoft.com/office/word/2018/wordml" xmlns:w16sdtdh="http://schemas.microsoft.com/office/word/2020/wordml/sdtdatahash" xmlns:w16se="http://schemas.microsoft.com/office/word/2015/wordml/symex" mc:Ignorable="w14 w15 w16se w16cid w16 w16cex w16sdtdh">
+<w:styles xmlns:mc="http://schemas.openxmlformats.org/markup-compatibility/2006" xmlns:r="http://schemas.openxmlformats.org/officeDocument/2006/relationships" xmlns:w="http://schemas.openxmlformats.org/wordprocessingml/2006/main" xmlns:w14="http://schemas.microsoft.com/office/word/2010/wordml" xmlns:w15="http://schemas.microsoft.com/office/word/2012/wordml" xmlns:w16cex="http://schemas.microsoft.com/office/word/2018/wordml/cex" xmlns:w16cid="http://schemas.microsoft.com/office/word/2016/wordml/cid" xmlns:w16="http://schemas.microsoft.com/office/word/2018/wordml" xmlns:w16du="http://schemas.microsoft.com/office/word/2023/wordml/word16du" xmlns:w16sdtdh="http://schemas.microsoft.com/office/word/2020/wordml/sdtdatahash" xmlns:w16sdtfl="http://schemas.microsoft.com/office/word/2024/wordml/sdtformatlock" xmlns:w16se="http://schemas.microsoft.com/office/word/2015/wordml/symex" mc:Ignorable="w14 w15 w16se w16cid w16 w16cex w16sdtdh w16sdtfl w16du">
   <w:docDefaults>
     <w:rPrDefault>
       <w:rPr>
@@ -24876,9 +24876,6 @@
         <w:insideV w:val="single" w:sz="4" w:space="0" w:color="51534A"/>
       </w:tblBorders>
     </w:tblPr>
-    <w:tcPr>
-      <w:shd w:val="clear" w:color="auto" w:fill="auto"/>
-    </w:tcPr>
     <w:tblStylePr w:type="firstRow">
       <w:rPr>
         <w:rFonts w:asciiTheme="minorHAnsi" w:hAnsiTheme="minorHAnsi"/>
